--- a/pktmon_quick_reference.docx
+++ b/pktmon_quick_reference.docx
@@ -1,6 +1,6 @@
 
 <file path=word/document.xml><?xml version="1.0" encoding="utf-8"?>
-<w:document xmlns:wpc="http://schemas.microsoft.com/office/word/2010/wordprocessingCanvas" xmlns:cx="http://schemas.microsoft.com/office/drawing/2014/chartex" xmlns:cx1="http://schemas.microsoft.com/office/drawing/2015/9/8/chartex" xmlns:cx2="http://schemas.microsoft.com/office/drawing/2015/10/21/chartex" xmlns:cx3="http://schemas.microsoft.com/office/drawing/2016/5/9/chartex" xmlns:cx4="http://schemas.microsoft.com/office/drawing/2016/5/10/chartex" xmlns:cx5="http://schemas.microsoft.com/office/drawing/2016/5/11/chartex" xmlns:cx6="http://schemas.microsoft.com/office/drawing/2016/5/12/chartex" xmlns:cx7="http://schemas.microsoft.com/office/drawing/2016/5/13/chartex" xmlns:cx8="http://schemas.microsoft.com/office/drawing/2016/5/14/chartex" xmlns:mc="http://schemas.openxmlformats.org/markup-compatibility/2006" xmlns:aink="http://schemas.microsoft.com/office/drawing/2016/ink" xmlns:am3d="http://schemas.microsoft.com/office/drawing/2017/model3d" xmlns:o="urn:schemas-microsoft-com:office:office" xmlns:oel="http://schemas.microsoft.com/office/2019/extlst" xmlns:r="http://schemas.openxmlformats.org/officeDocument/2006/relationships" xmlns:m="http://schemas.openxmlformats.org/officeDocument/2006/math" xmlns:v="urn:schemas-microsoft-com:vml" xmlns:wp14="http://schemas.microsoft.com/office/word/2010/wordprocessingDrawing" xmlns:wp="http://schemas.openxmlformats.org/drawingml/2006/wordprocessingDrawing" xmlns:w10="urn:schemas-microsoft-com:office:word" xmlns:w="http://schemas.openxmlformats.org/wordprocessingml/2006/main" xmlns:w14="http://schemas.microsoft.com/office/word/2010/wordml" xmlns:w15="http://schemas.microsoft.com/office/word/2012/wordml" xmlns:w16cex="http://schemas.microsoft.com/office/word/2018/wordml/cex" xmlns:w16cid="http://schemas.microsoft.com/office/word/2016/wordml/cid" xmlns:w16="http://schemas.microsoft.com/office/word/2018/wordml" xmlns:w16sdtdh="http://schemas.microsoft.com/office/word/2020/wordml/sdtdatahash" xmlns:w16se="http://schemas.microsoft.com/office/word/2015/wordml/symex" xmlns:wpg="http://schemas.microsoft.com/office/word/2010/wordprocessingGroup" xmlns:wpi="http://schemas.microsoft.com/office/word/2010/wordprocessingInk" xmlns:wne="http://schemas.microsoft.com/office/word/2006/wordml" xmlns:wps="http://schemas.microsoft.com/office/word/2010/wordprocessingShape" mc:Ignorable="w14 w15 w16se w16cid w16 w16cex w16sdtdh wp14">
+<w:document xmlns:wpc="http://schemas.microsoft.com/office/word/2010/wordprocessingCanvas" xmlns:cx="http://schemas.microsoft.com/office/drawing/2014/chartex" xmlns:cx1="http://schemas.microsoft.com/office/drawing/2015/9/8/chartex" xmlns:cx2="http://schemas.microsoft.com/office/drawing/2015/10/21/chartex" xmlns:cx3="http://schemas.microsoft.com/office/drawing/2016/5/9/chartex" xmlns:cx4="http://schemas.microsoft.com/office/drawing/2016/5/10/chartex" xmlns:cx5="http://schemas.microsoft.com/office/drawing/2016/5/11/chartex" xmlns:cx6="http://schemas.microsoft.com/office/drawing/2016/5/12/chartex" xmlns:cx7="http://schemas.microsoft.com/office/drawing/2016/5/13/chartex" xmlns:cx8="http://schemas.microsoft.com/office/drawing/2016/5/14/chartex" xmlns:mc="http://schemas.openxmlformats.org/markup-compatibility/2006" xmlns:aink="http://schemas.microsoft.com/office/drawing/2016/ink" xmlns:am3d="http://schemas.microsoft.com/office/drawing/2017/model3d" xmlns:o="urn:schemas-microsoft-com:office:office" xmlns:oel="http://schemas.microsoft.com/office/2019/extlst" xmlns:r="http://schemas.openxmlformats.org/officeDocument/2006/relationships" xmlns:m="http://schemas.openxmlformats.org/officeDocument/2006/math" xmlns:v="urn:schemas-microsoft-com:vml" xmlns:wp14="http://schemas.microsoft.com/office/word/2010/wordprocessingDrawing" xmlns:wp="http://schemas.openxmlformats.org/drawingml/2006/wordprocessingDrawing" xmlns:w10="urn:schemas-microsoft-com:office:word" xmlns:w="http://schemas.openxmlformats.org/wordprocessingml/2006/main" xmlns:w14="http://schemas.microsoft.com/office/word/2010/wordml" xmlns:w15="http://schemas.microsoft.com/office/word/2012/wordml" xmlns:w16cex="http://schemas.microsoft.com/office/word/2018/wordml/cex" xmlns:w16cid="http://schemas.microsoft.com/office/word/2016/wordml/cid" xmlns:w16="http://schemas.microsoft.com/office/word/2018/wordml" xmlns:w16du="http://schemas.microsoft.com/office/word/2023/wordml/word16du" xmlns:w16sdtdh="http://schemas.microsoft.com/office/word/2020/wordml/sdtdatahash" xmlns:w16sdtfl="http://schemas.microsoft.com/office/word/2024/wordml/sdtformatlock" xmlns:w16se="http://schemas.microsoft.com/office/word/2015/wordml/symex" xmlns:wpg="http://schemas.microsoft.com/office/word/2010/wordprocessingGroup" xmlns:wpi="http://schemas.microsoft.com/office/word/2010/wordprocessingInk" xmlns:wne="http://schemas.microsoft.com/office/word/2006/wordml" xmlns:wps="http://schemas.microsoft.com/office/word/2010/wordprocessingShape" mc:Ignorable="w14 w15 w16se w16cid w16 w16cex w16sdtdh w16sdtfl w16du wp14">
   <w:body>
     <w:tbl>
       <w:tblPr>
@@ -55,23 +55,13 @@
                 <w:szCs w:val="20"/>
               </w:rPr>
             </w:pPr>
-            <w:proofErr w:type="spellStart"/>
-            <w:r>
-              <w:rPr>
-                <w:rFonts w:ascii="Consolas" w:hAnsi="Consolas"/>
-                <w:sz w:val="20"/>
-                <w:szCs w:val="20"/>
-              </w:rPr>
-              <w:t>pktmon</w:t>
-            </w:r>
-            <w:proofErr w:type="spellEnd"/>
-            <w:r>
-              <w:rPr>
-                <w:rFonts w:ascii="Consolas" w:hAnsi="Consolas"/>
-                <w:sz w:val="20"/>
-                <w:szCs w:val="20"/>
-              </w:rPr>
-              <w:t xml:space="preserve"> filter list</w:t>
+            <w:r>
+              <w:rPr>
+                <w:rFonts w:ascii="Consolas" w:hAnsi="Consolas"/>
+                <w:sz w:val="20"/>
+                <w:szCs w:val="20"/>
+              </w:rPr>
+              <w:t>pktmon filter list</w:t>
             </w:r>
           </w:p>
         </w:tc>
@@ -111,7 +101,6 @@
                 <w:szCs w:val="20"/>
               </w:rPr>
             </w:pPr>
-            <w:proofErr w:type="spellStart"/>
             <w:r>
               <w:rPr>
                 <w:rFonts w:ascii="Consolas" w:hAnsi="Consolas"/>
@@ -120,9 +109,8 @@
                 <w:sz w:val="20"/>
                 <w:szCs w:val="20"/>
               </w:rPr>
-              <w:t>pktmon</w:t>
-            </w:r>
-            <w:proofErr w:type="spellEnd"/>
+              <w:t xml:space="preserve">pktmon </w:t>
+            </w:r>
             <w:r>
               <w:rPr>
                 <w:rFonts w:ascii="Consolas" w:hAnsi="Consolas"/>
@@ -131,9 +119,99 @@
                 <w:sz w:val="20"/>
                 <w:szCs w:val="20"/>
               </w:rPr>
+              <w:t>status</w:t>
+            </w:r>
+          </w:p>
+        </w:tc>
+        <w:tc>
+          <w:tcPr>
+            <w:tcW w:w="3260" w:type="dxa"/>
+          </w:tcPr>
+          <w:p>
+            <w:pPr>
+              <w:cnfStyle w:val="000000100000" w:firstRow="0" w:lastRow="0" w:firstColumn="0" w:lastColumn="0" w:oddVBand="0" w:evenVBand="0" w:oddHBand="1" w:evenHBand="0" w:firstRowFirstColumn="0" w:firstRowLastColumn="0" w:lastRowFirstColumn="0" w:lastRowLastColumn="0"/>
+              <w:rPr>
+                <w:sz w:val="20"/>
+                <w:szCs w:val="20"/>
+              </w:rPr>
+            </w:pPr>
+            <w:r>
+              <w:rPr>
+                <w:sz w:val="20"/>
+                <w:szCs w:val="20"/>
+              </w:rPr>
+              <w:t>Query Packet Monitor status</w:t>
+            </w:r>
+            <w:r>
+              <w:rPr>
+                <w:sz w:val="20"/>
+                <w:szCs w:val="20"/>
+              </w:rPr>
               <w:t xml:space="preserve"> </w:t>
             </w:r>
-            <w:r>
+          </w:p>
+        </w:tc>
+      </w:tr>
+      <w:tr>
+        <w:tc>
+          <w:tcPr>
+            <w:cnfStyle w:val="001000000000" w:firstRow="0" w:lastRow="0" w:firstColumn="1" w:lastColumn="0" w:oddVBand="0" w:evenVBand="0" w:oddHBand="0" w:evenHBand="0" w:firstRowFirstColumn="0" w:firstRowLastColumn="0" w:lastRowFirstColumn="0" w:lastRowLastColumn="0"/>
+            <w:tcW w:w="2547" w:type="dxa"/>
+          </w:tcPr>
+          <w:p>
+            <w:pPr>
+              <w:rPr>
+                <w:rFonts w:ascii="Consolas" w:hAnsi="Consolas"/>
+                <w:sz w:val="20"/>
+                <w:szCs w:val="20"/>
+              </w:rPr>
+            </w:pPr>
+            <w:r>
+              <w:rPr>
+                <w:rFonts w:ascii="Consolas" w:hAnsi="Consolas"/>
+                <w:sz w:val="20"/>
+                <w:szCs w:val="20"/>
+              </w:rPr>
+              <w:t>p</w:t>
+            </w:r>
+            <w:r>
+              <w:rPr>
+                <w:rFonts w:ascii="Consolas" w:hAnsi="Consolas"/>
+                <w:sz w:val="20"/>
+                <w:szCs w:val="20"/>
+              </w:rPr>
+              <w:t>ktmon filter add</w:t>
+            </w:r>
+          </w:p>
+        </w:tc>
+        <w:tc>
+          <w:tcPr>
+            <w:tcW w:w="2551" w:type="dxa"/>
+          </w:tcPr>
+          <w:p>
+            <w:pPr>
+              <w:cnfStyle w:val="000000000000" w:firstRow="0" w:lastRow="0" w:firstColumn="0" w:lastColumn="0" w:oddVBand="0" w:evenVBand="0" w:oddHBand="0" w:evenHBand="0" w:firstRowFirstColumn="0" w:firstRowLastColumn="0" w:lastRowFirstColumn="0" w:lastRowLastColumn="0"/>
+              <w:rPr>
+                <w:sz w:val="20"/>
+                <w:szCs w:val="20"/>
+              </w:rPr>
+            </w:pPr>
+            <w:r>
+              <w:rPr>
+                <w:sz w:val="20"/>
+                <w:szCs w:val="20"/>
+              </w:rPr>
+              <w:t>Add a packet file</w:t>
+            </w:r>
+          </w:p>
+        </w:tc>
+        <w:tc>
+          <w:tcPr>
+            <w:tcW w:w="2552" w:type="dxa"/>
+          </w:tcPr>
+          <w:p>
+            <w:pPr>
+              <w:cnfStyle w:val="000000000000" w:firstRow="0" w:lastRow="0" w:firstColumn="0" w:lastColumn="0" w:oddVBand="0" w:evenVBand="0" w:oddHBand="0" w:evenHBand="0" w:firstRowFirstColumn="0" w:firstRowLastColumn="0" w:lastRowFirstColumn="0" w:lastRowLastColumn="0"/>
               <w:rPr>
                 <w:rFonts w:ascii="Consolas" w:hAnsi="Consolas"/>
                 <w:b/>
@@ -141,109 +219,8 @@
                 <w:sz w:val="20"/>
                 <w:szCs w:val="20"/>
               </w:rPr>
-              <w:t>status</w:t>
-            </w:r>
-          </w:p>
-        </w:tc>
-        <w:tc>
-          <w:tcPr>
-            <w:tcW w:w="3260" w:type="dxa"/>
-          </w:tcPr>
-          <w:p>
-            <w:pPr>
-              <w:cnfStyle w:val="000000100000" w:firstRow="0" w:lastRow="0" w:firstColumn="0" w:lastColumn="0" w:oddVBand="0" w:evenVBand="0" w:oddHBand="1" w:evenHBand="0" w:firstRowFirstColumn="0" w:firstRowLastColumn="0" w:lastRowFirstColumn="0" w:lastRowLastColumn="0"/>
-              <w:rPr>
-                <w:sz w:val="20"/>
-                <w:szCs w:val="20"/>
-              </w:rPr>
-            </w:pPr>
-            <w:r>
-              <w:rPr>
-                <w:sz w:val="20"/>
-                <w:szCs w:val="20"/>
-              </w:rPr>
-              <w:t>Query Packet Monitor status</w:t>
-            </w:r>
-            <w:r>
-              <w:rPr>
-                <w:sz w:val="20"/>
-                <w:szCs w:val="20"/>
-              </w:rPr>
-              <w:t xml:space="preserve"> </w:t>
-            </w:r>
-          </w:p>
-        </w:tc>
-      </w:tr>
-      <w:tr>
-        <w:tc>
-          <w:tcPr>
-            <w:cnfStyle w:val="001000000000" w:firstRow="0" w:lastRow="0" w:firstColumn="1" w:lastColumn="0" w:oddVBand="0" w:evenVBand="0" w:oddHBand="0" w:evenHBand="0" w:firstRowFirstColumn="0" w:firstRowLastColumn="0" w:lastRowFirstColumn="0" w:lastRowLastColumn="0"/>
-            <w:tcW w:w="2547" w:type="dxa"/>
-          </w:tcPr>
-          <w:p>
-            <w:pPr>
-              <w:rPr>
-                <w:rFonts w:ascii="Consolas" w:hAnsi="Consolas"/>
-                <w:sz w:val="20"/>
-                <w:szCs w:val="20"/>
-              </w:rPr>
-            </w:pPr>
-            <w:proofErr w:type="spellStart"/>
-            <w:r>
-              <w:rPr>
-                <w:rFonts w:ascii="Consolas" w:hAnsi="Consolas"/>
-                <w:sz w:val="20"/>
-                <w:szCs w:val="20"/>
-              </w:rPr>
-              <w:t>p</w:t>
-            </w:r>
-            <w:r>
-              <w:rPr>
-                <w:rFonts w:ascii="Consolas" w:hAnsi="Consolas"/>
-                <w:sz w:val="20"/>
-                <w:szCs w:val="20"/>
-              </w:rPr>
-              <w:t>ktmon</w:t>
-            </w:r>
-            <w:proofErr w:type="spellEnd"/>
-            <w:r>
-              <w:rPr>
-                <w:rFonts w:ascii="Consolas" w:hAnsi="Consolas"/>
-                <w:sz w:val="20"/>
-                <w:szCs w:val="20"/>
-              </w:rPr>
-              <w:t xml:space="preserve"> filter add</w:t>
-            </w:r>
-          </w:p>
-        </w:tc>
-        <w:tc>
-          <w:tcPr>
-            <w:tcW w:w="2551" w:type="dxa"/>
-          </w:tcPr>
-          <w:p>
-            <w:pPr>
-              <w:cnfStyle w:val="000000000000" w:firstRow="0" w:lastRow="0" w:firstColumn="0" w:lastColumn="0" w:oddVBand="0" w:evenVBand="0" w:oddHBand="0" w:evenHBand="0" w:firstRowFirstColumn="0" w:firstRowLastColumn="0" w:lastRowFirstColumn="0" w:lastRowLastColumn="0"/>
-              <w:rPr>
-                <w:sz w:val="20"/>
-                <w:szCs w:val="20"/>
-              </w:rPr>
-            </w:pPr>
-            <w:r>
-              <w:rPr>
-                <w:sz w:val="20"/>
-                <w:szCs w:val="20"/>
-              </w:rPr>
-              <w:t>Add a packet file</w:t>
-            </w:r>
-          </w:p>
-        </w:tc>
-        <w:tc>
-          <w:tcPr>
-            <w:tcW w:w="2552" w:type="dxa"/>
-          </w:tcPr>
-          <w:p>
-            <w:pPr>
-              <w:cnfStyle w:val="000000000000" w:firstRow="0" w:lastRow="0" w:firstColumn="0" w:lastColumn="0" w:oddVBand="0" w:evenVBand="0" w:oddHBand="0" w:evenHBand="0" w:firstRowFirstColumn="0" w:firstRowLastColumn="0" w:lastRowFirstColumn="0" w:lastRowLastColumn="0"/>
+            </w:pPr>
+            <w:r>
               <w:rPr>
                 <w:rFonts w:ascii="Consolas" w:hAnsi="Consolas"/>
                 <w:b/>
@@ -251,28 +228,7 @@
                 <w:sz w:val="20"/>
                 <w:szCs w:val="20"/>
               </w:rPr>
-            </w:pPr>
-            <w:proofErr w:type="spellStart"/>
-            <w:r>
-              <w:rPr>
-                <w:rFonts w:ascii="Consolas" w:hAnsi="Consolas"/>
-                <w:b/>
-                <w:bCs/>
-                <w:sz w:val="20"/>
-                <w:szCs w:val="20"/>
-              </w:rPr>
-              <w:t>pktmon</w:t>
-            </w:r>
-            <w:proofErr w:type="spellEnd"/>
-            <w:r>
-              <w:rPr>
-                <w:rFonts w:ascii="Consolas" w:hAnsi="Consolas"/>
-                <w:b/>
-                <w:bCs/>
-                <w:sz w:val="20"/>
-                <w:szCs w:val="20"/>
-              </w:rPr>
-              <w:t xml:space="preserve"> counters</w:t>
+              <w:t>pktmon counters</w:t>
             </w:r>
           </w:p>
         </w:tc>
@@ -315,7 +271,6 @@
                 <w:szCs w:val="20"/>
               </w:rPr>
             </w:pPr>
-            <w:proofErr w:type="spellStart"/>
             <w:r>
               <w:rPr>
                 <w:rFonts w:ascii="Consolas" w:hAnsi="Consolas"/>
@@ -330,16 +285,7 @@
                 <w:sz w:val="20"/>
                 <w:szCs w:val="20"/>
               </w:rPr>
-              <w:t>ktmon</w:t>
-            </w:r>
-            <w:proofErr w:type="spellEnd"/>
-            <w:r>
-              <w:rPr>
-                <w:rFonts w:ascii="Consolas" w:hAnsi="Consolas"/>
-                <w:sz w:val="20"/>
-                <w:szCs w:val="20"/>
-              </w:rPr>
-              <w:t xml:space="preserve"> filter remove</w:t>
+              <w:t>ktmon filter remove</w:t>
             </w:r>
           </w:p>
         </w:tc>
@@ -379,7 +325,6 @@
                 <w:szCs w:val="20"/>
               </w:rPr>
             </w:pPr>
-            <w:proofErr w:type="spellStart"/>
             <w:r>
               <w:rPr>
                 <w:rFonts w:ascii="Consolas" w:hAnsi="Consolas"/>
@@ -388,10 +333,91 @@
                 <w:sz w:val="20"/>
                 <w:szCs w:val="20"/>
               </w:rPr>
-              <w:t>pktmon</w:t>
-            </w:r>
-            <w:proofErr w:type="spellEnd"/>
-            <w:r>
+              <w:t>pktmon reset</w:t>
+            </w:r>
+          </w:p>
+        </w:tc>
+        <w:tc>
+          <w:tcPr>
+            <w:tcW w:w="3260" w:type="dxa"/>
+          </w:tcPr>
+          <w:p>
+            <w:pPr>
+              <w:cnfStyle w:val="000000100000" w:firstRow="0" w:lastRow="0" w:firstColumn="0" w:lastColumn="0" w:oddVBand="0" w:evenVBand="0" w:oddHBand="1" w:evenHBand="0" w:firstRowFirstColumn="0" w:firstRowLastColumn="0" w:lastRowFirstColumn="0" w:lastRowLastColumn="0"/>
+              <w:rPr>
+                <w:sz w:val="20"/>
+                <w:szCs w:val="20"/>
+              </w:rPr>
+            </w:pPr>
+            <w:r>
+              <w:rPr>
+                <w:sz w:val="20"/>
+                <w:szCs w:val="20"/>
+              </w:rPr>
+              <w:t>Reset all counters</w:t>
+            </w:r>
+            <w:r>
+              <w:rPr>
+                <w:sz w:val="20"/>
+                <w:szCs w:val="20"/>
+              </w:rPr>
+              <w:t xml:space="preserve"> to zero</w:t>
+            </w:r>
+          </w:p>
+        </w:tc>
+      </w:tr>
+      <w:tr>
+        <w:tc>
+          <w:tcPr>
+            <w:cnfStyle w:val="001000000000" w:firstRow="0" w:lastRow="0" w:firstColumn="1" w:lastColumn="0" w:oddVBand="0" w:evenVBand="0" w:oddHBand="0" w:evenHBand="0" w:firstRowFirstColumn="0" w:firstRowLastColumn="0" w:lastRowFirstColumn="0" w:lastRowLastColumn="0"/>
+            <w:tcW w:w="2547" w:type="dxa"/>
+          </w:tcPr>
+          <w:p>
+            <w:pPr>
+              <w:rPr>
+                <w:rFonts w:ascii="Consolas" w:hAnsi="Consolas"/>
+                <w:sz w:val="20"/>
+                <w:szCs w:val="20"/>
+              </w:rPr>
+            </w:pPr>
+            <w:r>
+              <w:rPr>
+                <w:rFonts w:ascii="Consolas" w:hAnsi="Consolas"/>
+                <w:sz w:val="20"/>
+                <w:szCs w:val="20"/>
+              </w:rPr>
+              <w:t>pktmon start</w:t>
+            </w:r>
+          </w:p>
+        </w:tc>
+        <w:tc>
+          <w:tcPr>
+            <w:tcW w:w="2551" w:type="dxa"/>
+          </w:tcPr>
+          <w:p>
+            <w:pPr>
+              <w:cnfStyle w:val="000000000000" w:firstRow="0" w:lastRow="0" w:firstColumn="0" w:lastColumn="0" w:oddVBand="0" w:evenVBand="0" w:oddHBand="0" w:evenHBand="0" w:firstRowFirstColumn="0" w:firstRowLastColumn="0" w:lastRowFirstColumn="0" w:lastRowLastColumn="0"/>
+              <w:rPr>
+                <w:sz w:val="20"/>
+                <w:szCs w:val="20"/>
+              </w:rPr>
+            </w:pPr>
+            <w:r>
+              <w:rPr>
+                <w:sz w:val="20"/>
+                <w:szCs w:val="20"/>
+              </w:rPr>
+              <w:t>Start capturing to file</w:t>
+            </w:r>
+          </w:p>
+        </w:tc>
+        <w:tc>
+          <w:tcPr>
+            <w:tcW w:w="2552" w:type="dxa"/>
+          </w:tcPr>
+          <w:p>
+            <w:pPr>
+              <w:cnfStyle w:val="000000000000" w:firstRow="0" w:lastRow="0" w:firstColumn="0" w:lastColumn="0" w:oddVBand="0" w:evenVBand="0" w:oddHBand="0" w:evenHBand="0" w:firstRowFirstColumn="0" w:firstRowLastColumn="0" w:lastRowFirstColumn="0" w:lastRowLastColumn="0"/>
               <w:rPr>
                 <w:rFonts w:ascii="Consolas" w:hAnsi="Consolas"/>
                 <w:b/>
@@ -399,101 +425,8 @@
                 <w:sz w:val="20"/>
                 <w:szCs w:val="20"/>
               </w:rPr>
-              <w:t xml:space="preserve"> reset</w:t>
-            </w:r>
-          </w:p>
-        </w:tc>
-        <w:tc>
-          <w:tcPr>
-            <w:tcW w:w="3260" w:type="dxa"/>
-          </w:tcPr>
-          <w:p>
-            <w:pPr>
-              <w:cnfStyle w:val="000000100000" w:firstRow="0" w:lastRow="0" w:firstColumn="0" w:lastColumn="0" w:oddVBand="0" w:evenVBand="0" w:oddHBand="1" w:evenHBand="0" w:firstRowFirstColumn="0" w:firstRowLastColumn="0" w:lastRowFirstColumn="0" w:lastRowLastColumn="0"/>
-              <w:rPr>
-                <w:sz w:val="20"/>
-                <w:szCs w:val="20"/>
-              </w:rPr>
-            </w:pPr>
-            <w:r>
-              <w:rPr>
-                <w:sz w:val="20"/>
-                <w:szCs w:val="20"/>
-              </w:rPr>
-              <w:t>Reset all counters</w:t>
-            </w:r>
-            <w:r>
-              <w:rPr>
-                <w:sz w:val="20"/>
-                <w:szCs w:val="20"/>
-              </w:rPr>
-              <w:t xml:space="preserve"> to zero</w:t>
-            </w:r>
-          </w:p>
-        </w:tc>
-      </w:tr>
-      <w:tr>
-        <w:tc>
-          <w:tcPr>
-            <w:cnfStyle w:val="001000000000" w:firstRow="0" w:lastRow="0" w:firstColumn="1" w:lastColumn="0" w:oddVBand="0" w:evenVBand="0" w:oddHBand="0" w:evenHBand="0" w:firstRowFirstColumn="0" w:firstRowLastColumn="0" w:lastRowFirstColumn="0" w:lastRowLastColumn="0"/>
-            <w:tcW w:w="2547" w:type="dxa"/>
-          </w:tcPr>
-          <w:p>
-            <w:pPr>
-              <w:rPr>
-                <w:rFonts w:ascii="Consolas" w:hAnsi="Consolas"/>
-                <w:sz w:val="20"/>
-                <w:szCs w:val="20"/>
-              </w:rPr>
-            </w:pPr>
-            <w:proofErr w:type="spellStart"/>
-            <w:r>
-              <w:rPr>
-                <w:rFonts w:ascii="Consolas" w:hAnsi="Consolas"/>
-                <w:sz w:val="20"/>
-                <w:szCs w:val="20"/>
-              </w:rPr>
-              <w:t>pktmon</w:t>
-            </w:r>
-            <w:proofErr w:type="spellEnd"/>
-            <w:r>
-              <w:rPr>
-                <w:rFonts w:ascii="Consolas" w:hAnsi="Consolas"/>
-                <w:sz w:val="20"/>
-                <w:szCs w:val="20"/>
-              </w:rPr>
-              <w:t xml:space="preserve"> start</w:t>
-            </w:r>
-          </w:p>
-        </w:tc>
-        <w:tc>
-          <w:tcPr>
-            <w:tcW w:w="2551" w:type="dxa"/>
-          </w:tcPr>
-          <w:p>
-            <w:pPr>
-              <w:cnfStyle w:val="000000000000" w:firstRow="0" w:lastRow="0" w:firstColumn="0" w:lastColumn="0" w:oddVBand="0" w:evenVBand="0" w:oddHBand="0" w:evenHBand="0" w:firstRowFirstColumn="0" w:firstRowLastColumn="0" w:lastRowFirstColumn="0" w:lastRowLastColumn="0"/>
-              <w:rPr>
-                <w:sz w:val="20"/>
-                <w:szCs w:val="20"/>
-              </w:rPr>
-            </w:pPr>
-            <w:r>
-              <w:rPr>
-                <w:sz w:val="20"/>
-                <w:szCs w:val="20"/>
-              </w:rPr>
-              <w:t>Start capturing to file</w:t>
-            </w:r>
-          </w:p>
-        </w:tc>
-        <w:tc>
-          <w:tcPr>
-            <w:tcW w:w="2552" w:type="dxa"/>
-          </w:tcPr>
-          <w:p>
-            <w:pPr>
-              <w:cnfStyle w:val="000000000000" w:firstRow="0" w:lastRow="0" w:firstColumn="0" w:lastColumn="0" w:oddVBand="0" w:evenVBand="0" w:oddHBand="0" w:evenHBand="0" w:firstRowFirstColumn="0" w:firstRowLastColumn="0" w:lastRowFirstColumn="0" w:lastRowLastColumn="0"/>
+            </w:pPr>
+            <w:r>
               <w:rPr>
                 <w:rFonts w:ascii="Consolas" w:hAnsi="Consolas"/>
                 <w:b/>
@@ -501,8 +434,8 @@
                 <w:sz w:val="20"/>
                 <w:szCs w:val="20"/>
               </w:rPr>
-            </w:pPr>
-            <w:proofErr w:type="spellStart"/>
+              <w:t xml:space="preserve">pktmon </w:t>
+            </w:r>
             <w:r>
               <w:rPr>
                 <w:rFonts w:ascii="Consolas" w:hAnsi="Consolas"/>
@@ -511,27 +444,6 @@
                 <w:sz w:val="20"/>
                 <w:szCs w:val="20"/>
               </w:rPr>
-              <w:t>pktmon</w:t>
-            </w:r>
-            <w:proofErr w:type="spellEnd"/>
-            <w:r>
-              <w:rPr>
-                <w:rFonts w:ascii="Consolas" w:hAnsi="Consolas"/>
-                <w:b/>
-                <w:bCs/>
-                <w:sz w:val="20"/>
-                <w:szCs w:val="20"/>
-              </w:rPr>
-              <w:t xml:space="preserve"> </w:t>
-            </w:r>
-            <w:r>
-              <w:rPr>
-                <w:rFonts w:ascii="Consolas" w:hAnsi="Consolas"/>
-                <w:b/>
-                <w:bCs/>
-                <w:sz w:val="20"/>
-                <w:szCs w:val="20"/>
-              </w:rPr>
               <w:t>etl2pcap</w:t>
             </w:r>
           </w:p>
@@ -560,17 +472,8 @@
                 <w:sz w:val="20"/>
                 <w:szCs w:val="20"/>
               </w:rPr>
-              <w:t xml:space="preserve"> to </w:t>
-            </w:r>
-            <w:proofErr w:type="spellStart"/>
-            <w:r>
-              <w:rPr>
-                <w:sz w:val="20"/>
-                <w:szCs w:val="20"/>
-              </w:rPr>
-              <w:t>pcapng</w:t>
-            </w:r>
-            <w:proofErr w:type="spellEnd"/>
+              <w:t xml:space="preserve"> to pcapng</w:t>
+            </w:r>
           </w:p>
         </w:tc>
       </w:tr>
@@ -591,23 +494,13 @@
                 <w:szCs w:val="20"/>
               </w:rPr>
             </w:pPr>
-            <w:proofErr w:type="spellStart"/>
-            <w:r>
-              <w:rPr>
-                <w:rFonts w:ascii="Consolas" w:hAnsi="Consolas"/>
-                <w:sz w:val="20"/>
-                <w:szCs w:val="20"/>
-              </w:rPr>
-              <w:t>pktmon</w:t>
-            </w:r>
-            <w:proofErr w:type="spellEnd"/>
-            <w:r>
-              <w:rPr>
-                <w:rFonts w:ascii="Consolas" w:hAnsi="Consolas"/>
-                <w:sz w:val="20"/>
-                <w:szCs w:val="20"/>
-              </w:rPr>
-              <w:t xml:space="preserve"> stop</w:t>
+            <w:r>
+              <w:rPr>
+                <w:rFonts w:ascii="Consolas" w:hAnsi="Consolas"/>
+                <w:sz w:val="20"/>
+                <w:szCs w:val="20"/>
+              </w:rPr>
+              <w:t>pktmon stop</w:t>
             </w:r>
           </w:p>
         </w:tc>
@@ -647,7 +540,6 @@
                 <w:szCs w:val="20"/>
               </w:rPr>
             </w:pPr>
-            <w:proofErr w:type="spellStart"/>
             <w:r>
               <w:rPr>
                 <w:rFonts w:ascii="Consolas" w:hAnsi="Consolas"/>
@@ -656,18 +548,7 @@
                 <w:sz w:val="20"/>
                 <w:szCs w:val="20"/>
               </w:rPr>
-              <w:t>pktmon</w:t>
-            </w:r>
-            <w:proofErr w:type="spellEnd"/>
-            <w:r>
-              <w:rPr>
-                <w:rFonts w:ascii="Consolas" w:hAnsi="Consolas"/>
-                <w:b/>
-                <w:bCs/>
-                <w:sz w:val="20"/>
-                <w:szCs w:val="20"/>
-              </w:rPr>
-              <w:t xml:space="preserve"> unload</w:t>
+              <w:t>pktmon unload</w:t>
             </w:r>
           </w:p>
         </w:tc>
@@ -695,23 +576,7 @@
                 <w:sz w:val="20"/>
                 <w:szCs w:val="20"/>
               </w:rPr>
-              <w:t xml:space="preserve"> </w:t>
-            </w:r>
-            <w:proofErr w:type="spellStart"/>
-            <w:r>
-              <w:rPr>
-                <w:sz w:val="20"/>
-                <w:szCs w:val="20"/>
-              </w:rPr>
-              <w:t>pktmon</w:t>
-            </w:r>
-            <w:proofErr w:type="spellEnd"/>
-            <w:r>
-              <w:rPr>
-                <w:sz w:val="20"/>
-                <w:szCs w:val="20"/>
-              </w:rPr>
-              <w:t xml:space="preserve"> </w:t>
+              <w:t xml:space="preserve"> pktmon </w:t>
             </w:r>
             <w:r>
               <w:rPr>
@@ -784,23 +649,13 @@
                 <w:szCs w:val="20"/>
               </w:rPr>
             </w:pPr>
-            <w:proofErr w:type="spellStart"/>
-            <w:r>
-              <w:rPr>
-                <w:rFonts w:ascii="Consolas" w:hAnsi="Consolas"/>
-                <w:sz w:val="20"/>
-                <w:szCs w:val="20"/>
-              </w:rPr>
-              <w:t>pktmon</w:t>
-            </w:r>
-            <w:proofErr w:type="spellEnd"/>
-            <w:r>
-              <w:rPr>
-                <w:rFonts w:ascii="Consolas" w:hAnsi="Consolas"/>
-                <w:sz w:val="20"/>
-                <w:szCs w:val="20"/>
-              </w:rPr>
-              <w:t xml:space="preserve"> filter add </w:t>
+            <w:r>
+              <w:rPr>
+                <w:rFonts w:ascii="Consolas" w:hAnsi="Consolas"/>
+                <w:sz w:val="20"/>
+                <w:szCs w:val="20"/>
+              </w:rPr>
+              <w:t xml:space="preserve">pktmon filter add </w:t>
             </w:r>
             <w:r>
               <w:rPr>
@@ -834,29 +689,7 @@
                 <w:sz w:val="20"/>
                 <w:szCs w:val="20"/>
               </w:rPr>
-              <w:t xml:space="preserve">[-m mac [mac2]] [-v </w:t>
-            </w:r>
-            <w:proofErr w:type="spellStart"/>
-            <w:r>
-              <w:rPr>
-                <w:rFonts w:ascii="Consolas" w:hAnsi="Consolas"/>
-                <w:b w:val="0"/>
-                <w:bCs w:val="0"/>
-                <w:sz w:val="20"/>
-                <w:szCs w:val="20"/>
-              </w:rPr>
-              <w:t>vlan</w:t>
-            </w:r>
-            <w:proofErr w:type="spellEnd"/>
-            <w:r>
-              <w:rPr>
-                <w:rFonts w:ascii="Consolas" w:hAnsi="Consolas"/>
-                <w:b w:val="0"/>
-                <w:bCs w:val="0"/>
-                <w:sz w:val="20"/>
-                <w:szCs w:val="20"/>
-              </w:rPr>
-              <w:t>] [-d { IPv4 | IPv6 | number }]</w:t>
+              <w:t>[-m mac [mac2]] [-v vlan] [-d { IPv4 | IPv6 | number }]</w:t>
             </w:r>
             <w:r>
               <w:rPr>
@@ -898,55 +731,7 @@
                 <w:sz w:val="20"/>
                 <w:szCs w:val="20"/>
               </w:rPr>
-              <w:t>[-</w:t>
-            </w:r>
-            <w:proofErr w:type="spellStart"/>
-            <w:r>
-              <w:rPr>
-                <w:rFonts w:ascii="Consolas" w:hAnsi="Consolas"/>
-                <w:b w:val="0"/>
-                <w:bCs w:val="0"/>
-                <w:color w:val="70AD47" w:themeColor="accent6"/>
-                <w:sz w:val="20"/>
-                <w:szCs w:val="20"/>
-              </w:rPr>
-              <w:t>i</w:t>
-            </w:r>
-            <w:proofErr w:type="spellEnd"/>
-            <w:r>
-              <w:rPr>
-                <w:rFonts w:ascii="Consolas" w:hAnsi="Consolas"/>
-                <w:b w:val="0"/>
-                <w:bCs w:val="0"/>
-                <w:color w:val="70AD47" w:themeColor="accent6"/>
-                <w:sz w:val="20"/>
-                <w:szCs w:val="20"/>
-              </w:rPr>
-              <w:t xml:space="preserve"> </w:t>
-            </w:r>
-            <w:proofErr w:type="spellStart"/>
-            <w:r>
-              <w:rPr>
-                <w:rFonts w:ascii="Consolas" w:hAnsi="Consolas"/>
-                <w:b w:val="0"/>
-                <w:bCs w:val="0"/>
-                <w:color w:val="70AD47" w:themeColor="accent6"/>
-                <w:sz w:val="20"/>
-                <w:szCs w:val="20"/>
-              </w:rPr>
-              <w:t>ip</w:t>
-            </w:r>
-            <w:proofErr w:type="spellEnd"/>
-            <w:r>
-              <w:rPr>
-                <w:rFonts w:ascii="Consolas" w:hAnsi="Consolas"/>
-                <w:b w:val="0"/>
-                <w:bCs w:val="0"/>
-                <w:color w:val="70AD47" w:themeColor="accent6"/>
-                <w:sz w:val="20"/>
-                <w:szCs w:val="20"/>
-              </w:rPr>
-              <w:t xml:space="preserve"> [ip2]]</w:t>
+              <w:t>[-i ip [ip2]]</w:t>
             </w:r>
             <w:r>
               <w:rPr>
@@ -1089,7 +874,6 @@
                 <w:szCs w:val="20"/>
               </w:rPr>
             </w:pPr>
-            <w:proofErr w:type="spellStart"/>
             <w:r>
               <w:rPr>
                 <w:rFonts w:ascii="Consolas" w:hAnsi="Consolas"/>
@@ -1104,16 +888,7 @@
                 <w:sz w:val="20"/>
                 <w:szCs w:val="20"/>
               </w:rPr>
-              <w:t>ktmon</w:t>
-            </w:r>
-            <w:proofErr w:type="spellEnd"/>
-            <w:r>
-              <w:rPr>
-                <w:rFonts w:ascii="Consolas" w:hAnsi="Consolas"/>
-                <w:sz w:val="20"/>
-                <w:szCs w:val="20"/>
-              </w:rPr>
-              <w:t xml:space="preserve"> filter add</w:t>
+              <w:t>ktmon filter add</w:t>
             </w:r>
             <w:r>
               <w:rPr>
@@ -1193,7 +968,6 @@
                 <w:szCs w:val="20"/>
               </w:rPr>
             </w:pPr>
-            <w:proofErr w:type="spellStart"/>
             <w:r>
               <w:rPr>
                 <w:rFonts w:ascii="Consolas" w:hAnsi="Consolas"/>
@@ -1208,16 +982,7 @@
                 <w:sz w:val="20"/>
                 <w:szCs w:val="20"/>
               </w:rPr>
-              <w:t>ktmon</w:t>
-            </w:r>
-            <w:proofErr w:type="spellEnd"/>
-            <w:r>
-              <w:rPr>
-                <w:rFonts w:ascii="Consolas" w:hAnsi="Consolas"/>
-                <w:sz w:val="20"/>
-                <w:szCs w:val="20"/>
-              </w:rPr>
-              <w:t xml:space="preserve"> filter add </w:t>
+              <w:t xml:space="preserve">ktmon filter add </w:t>
             </w:r>
             <w:r>
               <w:rPr>
@@ -1278,7 +1043,6 @@
                 <w:szCs w:val="20"/>
               </w:rPr>
             </w:pPr>
-            <w:proofErr w:type="spellStart"/>
             <w:r>
               <w:rPr>
                 <w:rFonts w:ascii="Consolas" w:hAnsi="Consolas"/>
@@ -1293,16 +1057,7 @@
                 <w:sz w:val="20"/>
                 <w:szCs w:val="20"/>
               </w:rPr>
-              <w:t>ktmon</w:t>
-            </w:r>
-            <w:proofErr w:type="spellEnd"/>
-            <w:r>
-              <w:rPr>
-                <w:rFonts w:ascii="Consolas" w:hAnsi="Consolas"/>
-                <w:sz w:val="20"/>
-                <w:szCs w:val="20"/>
-              </w:rPr>
-              <w:t xml:space="preserve"> filter add </w:t>
+              <w:t xml:space="preserve">ktmon filter add </w:t>
             </w:r>
             <w:r>
               <w:rPr>
@@ -1359,39 +1114,7 @@
                 <w:sz w:val="20"/>
                 <w:szCs w:val="20"/>
               </w:rPr>
-              <w:t xml:space="preserve">Only packets with </w:t>
-            </w:r>
-            <w:proofErr w:type="spellStart"/>
-            <w:r>
-              <w:rPr>
-                <w:sz w:val="20"/>
-                <w:szCs w:val="20"/>
-              </w:rPr>
-              <w:t>src</w:t>
-            </w:r>
-            <w:proofErr w:type="spellEnd"/>
-            <w:r>
-              <w:rPr>
-                <w:sz w:val="20"/>
-                <w:szCs w:val="20"/>
-              </w:rPr>
-              <w:t xml:space="preserve"> port 123 and </w:t>
-            </w:r>
-            <w:proofErr w:type="spellStart"/>
-            <w:r>
-              <w:rPr>
-                <w:sz w:val="20"/>
-                <w:szCs w:val="20"/>
-              </w:rPr>
-              <w:t>dst</w:t>
-            </w:r>
-            <w:proofErr w:type="spellEnd"/>
-            <w:r>
-              <w:rPr>
-                <w:sz w:val="20"/>
-                <w:szCs w:val="20"/>
-              </w:rPr>
-              <w:t xml:space="preserve"> port 123</w:t>
+              <w:t>Only packets with src port 123 and dst port 123</w:t>
             </w:r>
           </w:p>
         </w:tc>
@@ -1410,23 +1133,13 @@
                 <w:szCs w:val="20"/>
               </w:rPr>
             </w:pPr>
-            <w:proofErr w:type="spellStart"/>
-            <w:r>
-              <w:rPr>
-                <w:rFonts w:ascii="Consolas" w:hAnsi="Consolas"/>
-                <w:sz w:val="20"/>
-                <w:szCs w:val="20"/>
-              </w:rPr>
-              <w:t>pktmon</w:t>
-            </w:r>
-            <w:proofErr w:type="spellEnd"/>
-            <w:r>
-              <w:rPr>
-                <w:rFonts w:ascii="Consolas" w:hAnsi="Consolas"/>
-                <w:sz w:val="20"/>
-                <w:szCs w:val="20"/>
-              </w:rPr>
-              <w:t xml:space="preserve"> filter add </w:t>
+            <w:r>
+              <w:rPr>
+                <w:rFonts w:ascii="Consolas" w:hAnsi="Consolas"/>
+                <w:sz w:val="20"/>
+                <w:szCs w:val="20"/>
+              </w:rPr>
+              <w:t xml:space="preserve">pktmon filter add </w:t>
             </w:r>
             <w:r>
               <w:rPr>
@@ -1435,27 +1148,7 @@
                 <w:sz w:val="20"/>
                 <w:szCs w:val="20"/>
               </w:rPr>
-              <w:t>-</w:t>
-            </w:r>
-            <w:proofErr w:type="spellStart"/>
-            <w:r>
-              <w:rPr>
-                <w:rFonts w:ascii="Consolas" w:hAnsi="Consolas"/>
-                <w:color w:val="5B9BD5" w:themeColor="accent5"/>
-                <w:sz w:val="20"/>
-                <w:szCs w:val="20"/>
-              </w:rPr>
-              <w:t>i</w:t>
-            </w:r>
-            <w:proofErr w:type="spellEnd"/>
-            <w:r>
-              <w:rPr>
-                <w:rFonts w:ascii="Consolas" w:hAnsi="Consolas"/>
-                <w:color w:val="5B9BD5" w:themeColor="accent5"/>
-                <w:sz w:val="20"/>
-                <w:szCs w:val="20"/>
-              </w:rPr>
-              <w:t xml:space="preserve"> 172.32.1.1</w:t>
+              <w:t>-i 172.32.1.1</w:t>
             </w:r>
           </w:p>
         </w:tc>
@@ -1498,23 +1191,13 @@
                 <w:szCs w:val="20"/>
               </w:rPr>
             </w:pPr>
-            <w:proofErr w:type="spellStart"/>
-            <w:r>
-              <w:rPr>
-                <w:rFonts w:ascii="Consolas" w:hAnsi="Consolas"/>
-                <w:sz w:val="20"/>
-                <w:szCs w:val="20"/>
-              </w:rPr>
-              <w:t>pktmon</w:t>
-            </w:r>
-            <w:proofErr w:type="spellEnd"/>
-            <w:r>
-              <w:rPr>
-                <w:rFonts w:ascii="Consolas" w:hAnsi="Consolas"/>
-                <w:sz w:val="20"/>
-                <w:szCs w:val="20"/>
-              </w:rPr>
-              <w:t xml:space="preserve"> filter add </w:t>
+            <w:r>
+              <w:rPr>
+                <w:rFonts w:ascii="Consolas" w:hAnsi="Consolas"/>
+                <w:sz w:val="20"/>
+                <w:szCs w:val="20"/>
+              </w:rPr>
+              <w:t xml:space="preserve">pktmon filter add </w:t>
             </w:r>
             <w:r>
               <w:rPr>
@@ -1523,27 +1206,7 @@
                 <w:sz w:val="20"/>
                 <w:szCs w:val="20"/>
               </w:rPr>
-              <w:t>-</w:t>
-            </w:r>
-            <w:proofErr w:type="spellStart"/>
-            <w:r>
-              <w:rPr>
-                <w:rFonts w:ascii="Consolas" w:hAnsi="Consolas"/>
-                <w:color w:val="5B9BD5" w:themeColor="accent5"/>
-                <w:sz w:val="20"/>
-                <w:szCs w:val="20"/>
-              </w:rPr>
-              <w:t>i</w:t>
-            </w:r>
-            <w:proofErr w:type="spellEnd"/>
-            <w:r>
-              <w:rPr>
-                <w:rFonts w:ascii="Consolas" w:hAnsi="Consolas"/>
-                <w:color w:val="5B9BD5" w:themeColor="accent5"/>
-                <w:sz w:val="20"/>
-                <w:szCs w:val="20"/>
-              </w:rPr>
-              <w:t xml:space="preserve"> 172.32.1.1, 8.8.8.8</w:t>
+              <w:t>-i 172.32.1.1, 8.8.8.8</w:t>
             </w:r>
           </w:p>
         </w:tc>
@@ -1583,23 +1246,13 @@
                 <w:szCs w:val="20"/>
               </w:rPr>
             </w:pPr>
-            <w:proofErr w:type="spellStart"/>
-            <w:r>
-              <w:rPr>
-                <w:rFonts w:ascii="Consolas" w:hAnsi="Consolas"/>
-                <w:sz w:val="20"/>
-                <w:szCs w:val="20"/>
-              </w:rPr>
-              <w:t>pktmon</w:t>
-            </w:r>
-            <w:proofErr w:type="spellEnd"/>
-            <w:r>
-              <w:rPr>
-                <w:rFonts w:ascii="Consolas" w:hAnsi="Consolas"/>
-                <w:sz w:val="20"/>
-                <w:szCs w:val="20"/>
-              </w:rPr>
-              <w:t xml:space="preserve"> filter add </w:t>
+            <w:r>
+              <w:rPr>
+                <w:rFonts w:ascii="Consolas" w:hAnsi="Consolas"/>
+                <w:sz w:val="20"/>
+                <w:szCs w:val="20"/>
+              </w:rPr>
+              <w:t xml:space="preserve">pktmon filter add </w:t>
             </w:r>
             <w:r>
               <w:rPr>
@@ -1651,23 +1304,13 @@
                 <w:szCs w:val="20"/>
               </w:rPr>
             </w:pPr>
-            <w:proofErr w:type="spellStart"/>
-            <w:r>
-              <w:rPr>
-                <w:rFonts w:ascii="Consolas" w:hAnsi="Consolas"/>
-                <w:sz w:val="20"/>
-                <w:szCs w:val="20"/>
-              </w:rPr>
-              <w:t>pktmon</w:t>
-            </w:r>
-            <w:proofErr w:type="spellEnd"/>
-            <w:r>
-              <w:rPr>
-                <w:rFonts w:ascii="Consolas" w:hAnsi="Consolas"/>
-                <w:sz w:val="20"/>
-                <w:szCs w:val="20"/>
-              </w:rPr>
-              <w:t xml:space="preserve"> filter add </w:t>
+            <w:r>
+              <w:rPr>
+                <w:rFonts w:ascii="Consolas" w:hAnsi="Consolas"/>
+                <w:sz w:val="20"/>
+                <w:szCs w:val="20"/>
+              </w:rPr>
+              <w:t xml:space="preserve">pktmon filter add </w:t>
             </w:r>
             <w:r>
               <w:rPr>
@@ -1716,7 +1359,6 @@
                 <w:szCs w:val="20"/>
               </w:rPr>
             </w:pPr>
-            <w:proofErr w:type="spellStart"/>
             <w:r>
               <w:rPr>
                 <w:rFonts w:ascii="Consolas" w:hAnsi="Consolas"/>
@@ -1731,16 +1373,7 @@
                 <w:sz w:val="20"/>
                 <w:szCs w:val="20"/>
               </w:rPr>
-              <w:t>ktmon</w:t>
-            </w:r>
-            <w:proofErr w:type="spellEnd"/>
-            <w:r>
-              <w:rPr>
-                <w:rFonts w:ascii="Consolas" w:hAnsi="Consolas"/>
-                <w:sz w:val="20"/>
-                <w:szCs w:val="20"/>
-              </w:rPr>
-              <w:t xml:space="preserve"> filter add </w:t>
+              <w:t xml:space="preserve">ktmon filter add </w:t>
             </w:r>
             <w:r>
               <w:rPr>
@@ -1792,7 +1425,6 @@
                 <w:szCs w:val="20"/>
               </w:rPr>
             </w:pPr>
-            <w:proofErr w:type="spellStart"/>
             <w:r>
               <w:rPr>
                 <w:rFonts w:ascii="Consolas" w:hAnsi="Consolas"/>
@@ -1815,16 +1447,7 @@
                 <w:sz w:val="20"/>
                 <w:szCs w:val="20"/>
               </w:rPr>
-              <w:t>tmon</w:t>
-            </w:r>
-            <w:proofErr w:type="spellEnd"/>
-            <w:r>
-              <w:rPr>
-                <w:rFonts w:ascii="Consolas" w:hAnsi="Consolas"/>
-                <w:sz w:val="20"/>
-                <w:szCs w:val="20"/>
-              </w:rPr>
-              <w:t xml:space="preserve"> filter </w:t>
+              <w:t xml:space="preserve">tmon filter </w:t>
             </w:r>
             <w:r>
               <w:rPr>
@@ -1873,7 +1496,6 @@
                 <w:szCs w:val="20"/>
               </w:rPr>
             </w:pPr>
-            <w:proofErr w:type="spellStart"/>
             <w:r>
               <w:rPr>
                 <w:rFonts w:ascii="Consolas" w:hAnsi="Consolas"/>
@@ -1888,16 +1510,7 @@
                 <w:sz w:val="20"/>
                 <w:szCs w:val="20"/>
               </w:rPr>
-              <w:t>ktmon</w:t>
-            </w:r>
-            <w:proofErr w:type="spellEnd"/>
-            <w:r>
-              <w:rPr>
-                <w:rFonts w:ascii="Consolas" w:hAnsi="Consolas"/>
-                <w:sz w:val="20"/>
-                <w:szCs w:val="20"/>
-              </w:rPr>
-              <w:t xml:space="preserve"> filter </w:t>
+              <w:t xml:space="preserve">ktmon filter </w:t>
             </w:r>
             <w:r>
               <w:rPr>
@@ -2006,23 +1619,13 @@
                 <w:szCs w:val="20"/>
               </w:rPr>
             </w:pPr>
-            <w:proofErr w:type="spellStart"/>
-            <w:r>
-              <w:rPr>
-                <w:rFonts w:ascii="Consolas" w:hAnsi="Consolas"/>
-                <w:sz w:val="20"/>
-                <w:szCs w:val="20"/>
-              </w:rPr>
-              <w:t>pktmon</w:t>
-            </w:r>
-            <w:proofErr w:type="spellEnd"/>
-            <w:r>
-              <w:rPr>
-                <w:rFonts w:ascii="Consolas" w:hAnsi="Consolas"/>
-                <w:sz w:val="20"/>
-                <w:szCs w:val="20"/>
-              </w:rPr>
-              <w:t xml:space="preserve"> start</w:t>
+            <w:r>
+              <w:rPr>
+                <w:rFonts w:ascii="Consolas" w:hAnsi="Consolas"/>
+                <w:sz w:val="20"/>
+                <w:szCs w:val="20"/>
+              </w:rPr>
+              <w:t>pktmon start</w:t>
             </w:r>
             <w:r>
               <w:rPr>
@@ -2097,9 +1700,8 @@
                 <w:sz w:val="20"/>
                 <w:szCs w:val="20"/>
               </w:rPr>
-              <w:t xml:space="preserve"> | </w:t>
-            </w:r>
-            <w:proofErr w:type="spellStart"/>
+              <w:t xml:space="preserve"> | nics | [ids...] }</w:t>
+            </w:r>
             <w:r>
               <w:rPr>
                 <w:rFonts w:ascii="Consolas" w:hAnsi="Consolas"/>
@@ -2108,9 +1710,8 @@
                 <w:sz w:val="20"/>
                 <w:szCs w:val="20"/>
               </w:rPr>
-              <w:t>nics</w:t>
-            </w:r>
-            <w:proofErr w:type="spellEnd"/>
+              <w:t xml:space="preserve"> </w:t>
+            </w:r>
             <w:r>
               <w:rPr>
                 <w:rFonts w:ascii="Consolas" w:hAnsi="Consolas"/>
@@ -2119,7 +1720,15 @@
                 <w:sz w:val="20"/>
                 <w:szCs w:val="20"/>
               </w:rPr>
-              <w:t xml:space="preserve"> | [ids...] }</w:t>
+              <w:t>]</w:t>
+            </w:r>
+            <w:r>
+              <w:rPr>
+                <w:rFonts w:ascii="Consolas" w:hAnsi="Consolas"/>
+                <w:sz w:val="20"/>
+                <w:szCs w:val="20"/>
+              </w:rPr>
+              <w:t xml:space="preserve"> </w:t>
             </w:r>
             <w:r>
               <w:rPr>
@@ -2129,8 +1738,18 @@
                 <w:sz w:val="20"/>
                 <w:szCs w:val="20"/>
               </w:rPr>
-              <w:t xml:space="preserve"> </w:t>
-            </w:r>
+              <w:t>[--pkt-size { 0 | size} ]</w:t>
+            </w:r>
+          </w:p>
+          <w:p>
+            <w:pPr>
+              <w:ind w:left="1440"/>
+              <w:rPr>
+                <w:rFonts w:ascii="Consolas" w:hAnsi="Consolas"/>
+                <w:sz w:val="20"/>
+                <w:szCs w:val="20"/>
+              </w:rPr>
+            </w:pPr>
             <w:r>
               <w:rPr>
                 <w:rFonts w:ascii="Consolas" w:hAnsi="Consolas"/>
@@ -2139,15 +1758,7 @@
                 <w:sz w:val="20"/>
                 <w:szCs w:val="20"/>
               </w:rPr>
-              <w:t>]</w:t>
-            </w:r>
-            <w:r>
-              <w:rPr>
-                <w:rFonts w:ascii="Consolas" w:hAnsi="Consolas"/>
-                <w:sz w:val="20"/>
-                <w:szCs w:val="20"/>
-              </w:rPr>
-              <w:t xml:space="preserve"> </w:t>
+              <w:t>[--type {</w:t>
             </w:r>
             <w:r>
               <w:rPr>
@@ -2157,18 +1768,16 @@
                 <w:sz w:val="20"/>
                 <w:szCs w:val="20"/>
               </w:rPr>
-              <w:t>[--pkt-size { 0 | size} ]</w:t>
-            </w:r>
-          </w:p>
-          <w:p>
-            <w:pPr>
-              <w:ind w:left="1440"/>
-              <w:rPr>
-                <w:rFonts w:ascii="Consolas" w:hAnsi="Consolas"/>
-                <w:sz w:val="20"/>
-                <w:szCs w:val="20"/>
-              </w:rPr>
-            </w:pPr>
+              <w:t xml:space="preserve"> </w:t>
+            </w:r>
+            <w:r>
+              <w:rPr>
+                <w:rFonts w:ascii="Consolas" w:hAnsi="Consolas"/>
+                <w:sz w:val="20"/>
+                <w:szCs w:val="20"/>
+              </w:rPr>
+              <w:t>all</w:t>
+            </w:r>
             <w:r>
               <w:rPr>
                 <w:rFonts w:ascii="Consolas" w:hAnsi="Consolas"/>
@@ -2177,7 +1786,7 @@
                 <w:sz w:val="20"/>
                 <w:szCs w:val="20"/>
               </w:rPr>
-              <w:t>[--type {</w:t>
+              <w:t xml:space="preserve"> | flow | drop } ]</w:t>
             </w:r>
             <w:r>
               <w:rPr>
@@ -2187,15 +1796,7 @@
                 <w:sz w:val="20"/>
                 <w:szCs w:val="20"/>
               </w:rPr>
-              <w:t xml:space="preserve"> </w:t>
-            </w:r>
-            <w:r>
-              <w:rPr>
-                <w:rFonts w:ascii="Consolas" w:hAnsi="Consolas"/>
-                <w:sz w:val="20"/>
-                <w:szCs w:val="20"/>
-              </w:rPr>
-              <w:t>all</w:t>
+              <w:t>]</w:t>
             </w:r>
             <w:r>
               <w:rPr>
@@ -2205,7 +1806,7 @@
                 <w:sz w:val="20"/>
                 <w:szCs w:val="20"/>
               </w:rPr>
-              <w:t xml:space="preserve"> | flow | drop } ]</w:t>
+              <w:t xml:space="preserve"> [-</w:t>
             </w:r>
             <w:r>
               <w:rPr>
@@ -2215,7 +1816,7 @@
                 <w:sz w:val="20"/>
                 <w:szCs w:val="20"/>
               </w:rPr>
-              <w:t>]</w:t>
+              <w:t>f</w:t>
             </w:r>
             <w:r>
               <w:rPr>
@@ -2225,7 +1826,7 @@
                 <w:sz w:val="20"/>
                 <w:szCs w:val="20"/>
               </w:rPr>
-              <w:t xml:space="preserve"> [-</w:t>
+              <w:t xml:space="preserve"> </w:t>
             </w:r>
             <w:r>
               <w:rPr>
@@ -2235,7 +1836,7 @@
                 <w:sz w:val="20"/>
                 <w:szCs w:val="20"/>
               </w:rPr>
-              <w:t>f</w:t>
+              <w:t>file-</w:t>
             </w:r>
             <w:r>
               <w:rPr>
@@ -2245,7 +1846,7 @@
                 <w:sz w:val="20"/>
                 <w:szCs w:val="20"/>
               </w:rPr>
-              <w:t xml:space="preserve"> </w:t>
+              <w:t>name] [-</w:t>
             </w:r>
             <w:r>
               <w:rPr>
@@ -2255,7 +1856,7 @@
                 <w:sz w:val="20"/>
                 <w:szCs w:val="20"/>
               </w:rPr>
-              <w:t>file-</w:t>
+              <w:t>s</w:t>
             </w:r>
             <w:r>
               <w:rPr>
@@ -2265,7 +1866,7 @@
                 <w:sz w:val="20"/>
                 <w:szCs w:val="20"/>
               </w:rPr>
-              <w:t>name] [-</w:t>
+              <w:t xml:space="preserve"> </w:t>
             </w:r>
             <w:r>
               <w:rPr>
@@ -2275,7 +1876,7 @@
                 <w:sz w:val="20"/>
                 <w:szCs w:val="20"/>
               </w:rPr>
-              <w:t>s</w:t>
+              <w:t>file-</w:t>
             </w:r>
             <w:r>
               <w:rPr>
@@ -2285,8 +1886,18 @@
                 <w:sz w:val="20"/>
                 <w:szCs w:val="20"/>
               </w:rPr>
-              <w:t xml:space="preserve"> </w:t>
-            </w:r>
+              <w:t>size]</w:t>
+            </w:r>
+          </w:p>
+          <w:p>
+            <w:pPr>
+              <w:ind w:left="1440"/>
+              <w:rPr>
+                <w:rFonts w:ascii="Consolas" w:hAnsi="Consolas"/>
+                <w:sz w:val="20"/>
+                <w:szCs w:val="20"/>
+              </w:rPr>
+            </w:pPr>
             <w:r>
               <w:rPr>
                 <w:rFonts w:ascii="Consolas" w:hAnsi="Consolas"/>
@@ -2295,7 +1906,15 @@
                 <w:sz w:val="20"/>
                 <w:szCs w:val="20"/>
               </w:rPr>
-              <w:t>file-</w:t>
+              <w:t xml:space="preserve">[-r] [-m { </w:t>
+            </w:r>
+            <w:r>
+              <w:rPr>
+                <w:rFonts w:ascii="Consolas" w:hAnsi="Consolas"/>
+                <w:sz w:val="20"/>
+                <w:szCs w:val="20"/>
+              </w:rPr>
+              <w:t>circular</w:t>
             </w:r>
             <w:r>
               <w:rPr>
@@ -2305,44 +1924,6 @@
                 <w:sz w:val="20"/>
                 <w:szCs w:val="20"/>
               </w:rPr>
-              <w:t>size]</w:t>
-            </w:r>
-          </w:p>
-          <w:p>
-            <w:pPr>
-              <w:ind w:left="1440"/>
-              <w:rPr>
-                <w:rFonts w:ascii="Consolas" w:hAnsi="Consolas"/>
-                <w:sz w:val="20"/>
-                <w:szCs w:val="20"/>
-              </w:rPr>
-            </w:pPr>
-            <w:r>
-              <w:rPr>
-                <w:rFonts w:ascii="Consolas" w:hAnsi="Consolas"/>
-                <w:b w:val="0"/>
-                <w:bCs w:val="0"/>
-                <w:sz w:val="20"/>
-                <w:szCs w:val="20"/>
-              </w:rPr>
-              <w:t xml:space="preserve">[-r] [-m { </w:t>
-            </w:r>
-            <w:r>
-              <w:rPr>
-                <w:rFonts w:ascii="Consolas" w:hAnsi="Consolas"/>
-                <w:sz w:val="20"/>
-                <w:szCs w:val="20"/>
-              </w:rPr>
-              <w:t>circular</w:t>
-            </w:r>
-            <w:r>
-              <w:rPr>
-                <w:rFonts w:ascii="Consolas" w:hAnsi="Consolas"/>
-                <w:b w:val="0"/>
-                <w:bCs w:val="0"/>
-                <w:sz w:val="20"/>
-                <w:szCs w:val="20"/>
-              </w:rPr>
               <w:t xml:space="preserve"> | multi-file | memory | real-time } ]</w:t>
             </w:r>
           </w:p>
@@ -2362,7 +1943,6 @@
                 <w:szCs w:val="20"/>
               </w:rPr>
             </w:pPr>
-            <w:proofErr w:type="spellStart"/>
             <w:r>
               <w:rPr>
                 <w:rFonts w:ascii="Consolas" w:hAnsi="Consolas"/>
@@ -2377,16 +1957,7 @@
                 <w:sz w:val="20"/>
                 <w:szCs w:val="20"/>
               </w:rPr>
-              <w:t>ktmon</w:t>
-            </w:r>
-            <w:proofErr w:type="spellEnd"/>
-            <w:r>
-              <w:rPr>
-                <w:rFonts w:ascii="Consolas" w:hAnsi="Consolas"/>
-                <w:sz w:val="20"/>
-                <w:szCs w:val="20"/>
-              </w:rPr>
-              <w:t xml:space="preserve"> start </w:t>
+              <w:t xml:space="preserve">ktmon start </w:t>
             </w:r>
             <w:r>
               <w:rPr>
@@ -2439,17 +2010,8 @@
                 <w:sz w:val="20"/>
                 <w:szCs w:val="20"/>
               </w:rPr>
-              <w:t xml:space="preserve"> to </w:t>
-            </w:r>
-            <w:proofErr w:type="spellStart"/>
-            <w:r>
-              <w:rPr>
-                <w:sz w:val="20"/>
-                <w:szCs w:val="20"/>
-              </w:rPr>
-              <w:t>PktMon.etl</w:t>
-            </w:r>
-            <w:proofErr w:type="spellEnd"/>
+              <w:t xml:space="preserve"> to PktMon.etl</w:t>
+            </w:r>
           </w:p>
         </w:tc>
       </w:tr>
@@ -2470,7 +2032,6 @@
                 <w:szCs w:val="20"/>
               </w:rPr>
             </w:pPr>
-            <w:proofErr w:type="spellStart"/>
             <w:r>
               <w:rPr>
                 <w:rFonts w:ascii="Consolas" w:hAnsi="Consolas"/>
@@ -2485,16 +2046,7 @@
                 <w:sz w:val="20"/>
                 <w:szCs w:val="20"/>
               </w:rPr>
-              <w:t>ktmon</w:t>
-            </w:r>
-            <w:proofErr w:type="spellEnd"/>
-            <w:r>
-              <w:rPr>
-                <w:rFonts w:ascii="Consolas" w:hAnsi="Consolas"/>
-                <w:sz w:val="20"/>
-                <w:szCs w:val="20"/>
-              </w:rPr>
-              <w:t xml:space="preserve"> </w:t>
+              <w:t xml:space="preserve">ktmon </w:t>
             </w:r>
             <w:r>
               <w:rPr>
@@ -2543,7 +2095,6 @@
                 <w:szCs w:val="20"/>
               </w:rPr>
             </w:pPr>
-            <w:proofErr w:type="spellStart"/>
             <w:r>
               <w:rPr>
                 <w:rFonts w:ascii="Consolas" w:hAnsi="Consolas"/>
@@ -2558,16 +2109,7 @@
                 <w:sz w:val="20"/>
                 <w:szCs w:val="20"/>
               </w:rPr>
-              <w:t>ktmon</w:t>
-            </w:r>
-            <w:proofErr w:type="spellEnd"/>
-            <w:r>
-              <w:rPr>
-                <w:rFonts w:ascii="Consolas" w:hAnsi="Consolas"/>
-                <w:sz w:val="20"/>
-                <w:szCs w:val="20"/>
-              </w:rPr>
-              <w:t xml:space="preserve"> start </w:t>
+              <w:t xml:space="preserve">ktmon start </w:t>
             </w:r>
             <w:r>
               <w:rPr>
@@ -2671,7 +2213,6 @@
                 <w:szCs w:val="20"/>
               </w:rPr>
             </w:pPr>
-            <w:proofErr w:type="spellStart"/>
             <w:r>
               <w:rPr>
                 <w:rFonts w:ascii="Consolas" w:hAnsi="Consolas"/>
@@ -2686,16 +2227,7 @@
                 <w:sz w:val="20"/>
                 <w:szCs w:val="20"/>
               </w:rPr>
-              <w:t>ktmon</w:t>
-            </w:r>
-            <w:proofErr w:type="spellEnd"/>
-            <w:r>
-              <w:rPr>
-                <w:rFonts w:ascii="Consolas" w:hAnsi="Consolas"/>
-                <w:sz w:val="20"/>
-                <w:szCs w:val="20"/>
-              </w:rPr>
-              <w:t xml:space="preserve"> start </w:t>
+              <w:t xml:space="preserve">ktmon start </w:t>
             </w:r>
             <w:r>
               <w:rPr>
@@ -2828,23 +2360,13 @@
                 <w:szCs w:val="20"/>
               </w:rPr>
             </w:pPr>
-            <w:proofErr w:type="spellStart"/>
-            <w:r>
-              <w:rPr>
-                <w:rFonts w:ascii="Consolas" w:hAnsi="Consolas"/>
-                <w:sz w:val="20"/>
-                <w:szCs w:val="20"/>
-              </w:rPr>
-              <w:t>pktmon</w:t>
-            </w:r>
-            <w:proofErr w:type="spellEnd"/>
-            <w:r>
-              <w:rPr>
-                <w:rFonts w:ascii="Consolas" w:hAnsi="Consolas"/>
-                <w:sz w:val="20"/>
-                <w:szCs w:val="20"/>
-              </w:rPr>
-              <w:t xml:space="preserve"> start </w:t>
+            <w:r>
+              <w:rPr>
+                <w:rFonts w:ascii="Consolas" w:hAnsi="Consolas"/>
+                <w:sz w:val="20"/>
+                <w:szCs w:val="20"/>
+              </w:rPr>
+              <w:t xml:space="preserve">pktmon start </w:t>
             </w:r>
             <w:r>
               <w:rPr>
@@ -2950,23 +2472,13 @@
                 <w:szCs w:val="20"/>
               </w:rPr>
             </w:pPr>
-            <w:proofErr w:type="spellStart"/>
-            <w:r>
-              <w:rPr>
-                <w:rFonts w:ascii="Consolas" w:hAnsi="Consolas"/>
-                <w:sz w:val="20"/>
-                <w:szCs w:val="20"/>
-              </w:rPr>
-              <w:t>pktmon</w:t>
-            </w:r>
-            <w:proofErr w:type="spellEnd"/>
-            <w:r>
-              <w:rPr>
-                <w:rFonts w:ascii="Consolas" w:hAnsi="Consolas"/>
-                <w:sz w:val="20"/>
-                <w:szCs w:val="20"/>
-              </w:rPr>
-              <w:t xml:space="preserve"> start </w:t>
+            <w:r>
+              <w:rPr>
+                <w:rFonts w:ascii="Consolas" w:hAnsi="Consolas"/>
+                <w:sz w:val="20"/>
+                <w:szCs w:val="20"/>
+              </w:rPr>
+              <w:t xml:space="preserve">pktmon start </w:t>
             </w:r>
             <w:r>
               <w:rPr>
@@ -3002,19 +2514,8 @@
                 <w:sz w:val="20"/>
                 <w:szCs w:val="20"/>
               </w:rPr>
-              <w:t xml:space="preserve">-f </w:t>
-            </w:r>
-            <w:proofErr w:type="spellStart"/>
-            <w:r>
-              <w:rPr>
-                <w:rFonts w:ascii="Consolas" w:hAnsi="Consolas"/>
-                <w:color w:val="5B9BD5" w:themeColor="accent5"/>
-                <w:sz w:val="20"/>
-                <w:szCs w:val="20"/>
-              </w:rPr>
-              <w:t>output.etl</w:t>
-            </w:r>
-            <w:proofErr w:type="spellEnd"/>
+              <w:t>-f output.etl</w:t>
+            </w:r>
           </w:p>
         </w:tc>
         <w:tc>
@@ -3053,7 +2554,6 @@
                 <w:szCs w:val="20"/>
               </w:rPr>
             </w:pPr>
-            <w:proofErr w:type="spellStart"/>
             <w:r>
               <w:rPr>
                 <w:rFonts w:ascii="Consolas" w:hAnsi="Consolas"/>
@@ -3068,16 +2568,7 @@
                 <w:sz w:val="20"/>
                 <w:szCs w:val="20"/>
               </w:rPr>
-              <w:t>ktmon</w:t>
-            </w:r>
-            <w:proofErr w:type="spellEnd"/>
-            <w:r>
-              <w:rPr>
-                <w:rFonts w:ascii="Consolas" w:hAnsi="Consolas"/>
-                <w:sz w:val="20"/>
-                <w:szCs w:val="20"/>
-              </w:rPr>
-              <w:t xml:space="preserve"> start </w:t>
+              <w:t xml:space="preserve">ktmon start </w:t>
             </w:r>
             <w:r>
               <w:rPr>
@@ -3170,23 +2661,13 @@
                 <w:szCs w:val="20"/>
               </w:rPr>
             </w:pPr>
-            <w:proofErr w:type="spellStart"/>
-            <w:r>
-              <w:rPr>
-                <w:rFonts w:ascii="Consolas" w:hAnsi="Consolas"/>
-                <w:sz w:val="20"/>
-                <w:szCs w:val="20"/>
-              </w:rPr>
-              <w:t>pktmon</w:t>
-            </w:r>
-            <w:proofErr w:type="spellEnd"/>
-            <w:r>
-              <w:rPr>
-                <w:rFonts w:ascii="Consolas" w:hAnsi="Consolas"/>
-                <w:sz w:val="20"/>
-                <w:szCs w:val="20"/>
-              </w:rPr>
-              <w:t xml:space="preserve"> start </w:t>
+            <w:r>
+              <w:rPr>
+                <w:rFonts w:ascii="Consolas" w:hAnsi="Consolas"/>
+                <w:sz w:val="20"/>
+                <w:szCs w:val="20"/>
+              </w:rPr>
+              <w:t xml:space="preserve">pktmon start </w:t>
             </w:r>
             <w:r>
               <w:rPr>
@@ -3262,23 +2743,13 @@
                 <w:szCs w:val="20"/>
               </w:rPr>
             </w:pPr>
-            <w:proofErr w:type="spellStart"/>
-            <w:r>
-              <w:rPr>
-                <w:rFonts w:ascii="Consolas" w:hAnsi="Consolas"/>
-                <w:sz w:val="20"/>
-                <w:szCs w:val="20"/>
-              </w:rPr>
-              <w:t>pktmon</w:t>
-            </w:r>
-            <w:proofErr w:type="spellEnd"/>
-            <w:r>
-              <w:rPr>
-                <w:rFonts w:ascii="Consolas" w:hAnsi="Consolas"/>
-                <w:sz w:val="20"/>
-                <w:szCs w:val="20"/>
-              </w:rPr>
-              <w:t xml:space="preserve"> start </w:t>
+            <w:r>
+              <w:rPr>
+                <w:rFonts w:ascii="Consolas" w:hAnsi="Consolas"/>
+                <w:sz w:val="20"/>
+                <w:szCs w:val="20"/>
+              </w:rPr>
+              <w:t xml:space="preserve">pktmon start </w:t>
             </w:r>
             <w:r>
               <w:rPr>
@@ -3382,7 +2853,6 @@
                 <w:szCs w:val="20"/>
               </w:rPr>
             </w:pPr>
-            <w:proofErr w:type="spellStart"/>
             <w:r>
               <w:rPr>
                 <w:rFonts w:ascii="Consolas" w:hAnsi="Consolas"/>
@@ -3397,16 +2867,7 @@
                 <w:sz w:val="20"/>
                 <w:szCs w:val="20"/>
               </w:rPr>
-              <w:t>ktmon</w:t>
-            </w:r>
-            <w:proofErr w:type="spellEnd"/>
-            <w:r>
-              <w:rPr>
-                <w:rFonts w:ascii="Consolas" w:hAnsi="Consolas"/>
-                <w:sz w:val="20"/>
-                <w:szCs w:val="20"/>
-              </w:rPr>
-              <w:t xml:space="preserve"> </w:t>
+              <w:t xml:space="preserve">ktmon </w:t>
             </w:r>
             <w:r>
               <w:rPr>
@@ -3436,17 +2897,8 @@
                 <w:sz w:val="20"/>
                 <w:szCs w:val="20"/>
               </w:rPr>
-              <w:t xml:space="preserve">Stop capture packets: output in </w:t>
-            </w:r>
-            <w:proofErr w:type="spellStart"/>
-            <w:r>
-              <w:rPr>
-                <w:sz w:val="20"/>
-                <w:szCs w:val="20"/>
-              </w:rPr>
-              <w:t>pktmon.etl</w:t>
-            </w:r>
-            <w:proofErr w:type="spellEnd"/>
+              <w:t>Stop capture packets: output in pktmon.etl</w:t>
+            </w:r>
           </w:p>
         </w:tc>
       </w:tr>
@@ -3507,19 +2959,26 @@
                 <w:szCs w:val="20"/>
               </w:rPr>
             </w:pPr>
-            <w:proofErr w:type="spellStart"/>
-            <w:r>
-              <w:rPr>
-                <w:rFonts w:ascii="Consolas" w:hAnsi="Consolas"/>
-                <w:sz w:val="20"/>
-                <w:szCs w:val="20"/>
-              </w:rPr>
-              <w:t>pktmon</w:t>
-            </w:r>
-            <w:proofErr w:type="spellEnd"/>
-            <w:r>
-              <w:rPr>
-                <w:rFonts w:ascii="Consolas" w:hAnsi="Consolas"/>
+            <w:r>
+              <w:rPr>
+                <w:rFonts w:ascii="Consolas" w:hAnsi="Consolas"/>
+                <w:sz w:val="20"/>
+                <w:szCs w:val="20"/>
+              </w:rPr>
+              <w:t xml:space="preserve">pktmon </w:t>
+            </w:r>
+            <w:r>
+              <w:rPr>
+                <w:rFonts w:ascii="Consolas" w:hAnsi="Consolas"/>
+                <w:sz w:val="20"/>
+                <w:szCs w:val="20"/>
+              </w:rPr>
+              <w:t>etl2txt</w:t>
+            </w:r>
+            <w:r>
+              <w:rPr>
+                <w:rFonts w:ascii="Consolas" w:hAnsi="Consolas"/>
+                <w:color w:val="70AD47" w:themeColor="accent6"/>
                 <w:sz w:val="20"/>
                 <w:szCs w:val="20"/>
               </w:rPr>
@@ -3528,48 +2987,11 @@
             <w:r>
               <w:rPr>
                 <w:rFonts w:ascii="Consolas" w:hAnsi="Consolas"/>
-                <w:sz w:val="20"/>
-                <w:szCs w:val="20"/>
-              </w:rPr>
-              <w:t>etl2txt</w:t>
-            </w:r>
-            <w:r>
-              <w:rPr>
-                <w:rFonts w:ascii="Consolas" w:hAnsi="Consolas"/>
-                <w:color w:val="70AD47" w:themeColor="accent6"/>
-                <w:sz w:val="20"/>
-                <w:szCs w:val="20"/>
-              </w:rPr>
-              <w:t xml:space="preserve"> </w:t>
-            </w:r>
-            <w:r>
-              <w:rPr>
-                <w:rFonts w:ascii="Consolas" w:hAnsi="Consolas"/>
                 <w:color w:val="5B9BD5" w:themeColor="accent5"/>
                 <w:sz w:val="20"/>
                 <w:szCs w:val="20"/>
               </w:rPr>
-              <w:t>&lt;</w:t>
-            </w:r>
-            <w:proofErr w:type="spellStart"/>
-            <w:r>
-              <w:rPr>
-                <w:rFonts w:ascii="Consolas" w:hAnsi="Consolas"/>
-                <w:color w:val="5B9BD5" w:themeColor="accent5"/>
-                <w:sz w:val="20"/>
-                <w:szCs w:val="20"/>
-              </w:rPr>
-              <w:t>etl</w:t>
-            </w:r>
-            <w:proofErr w:type="spellEnd"/>
-            <w:r>
-              <w:rPr>
-                <w:rFonts w:ascii="Consolas" w:hAnsi="Consolas"/>
-                <w:color w:val="5B9BD5" w:themeColor="accent5"/>
-                <w:sz w:val="20"/>
-                <w:szCs w:val="20"/>
-              </w:rPr>
-              <w:t xml:space="preserve"> file&gt; </w:t>
+              <w:t xml:space="preserve">&lt;etl file&gt; </w:t>
             </w:r>
             <w:r>
               <w:rPr>
@@ -3618,19 +3040,26 @@
                 <w:szCs w:val="20"/>
               </w:rPr>
             </w:pPr>
-            <w:proofErr w:type="spellStart"/>
-            <w:r>
-              <w:rPr>
-                <w:rFonts w:ascii="Consolas" w:hAnsi="Consolas"/>
-                <w:sz w:val="20"/>
-                <w:szCs w:val="20"/>
-              </w:rPr>
-              <w:t>pktmon</w:t>
-            </w:r>
-            <w:proofErr w:type="spellEnd"/>
-            <w:r>
-              <w:rPr>
-                <w:rFonts w:ascii="Consolas" w:hAnsi="Consolas"/>
+            <w:r>
+              <w:rPr>
+                <w:rFonts w:ascii="Consolas" w:hAnsi="Consolas"/>
+                <w:sz w:val="20"/>
+                <w:szCs w:val="20"/>
+              </w:rPr>
+              <w:t xml:space="preserve">pktmon </w:t>
+            </w:r>
+            <w:r>
+              <w:rPr>
+                <w:rFonts w:ascii="Consolas" w:hAnsi="Consolas"/>
+                <w:sz w:val="20"/>
+                <w:szCs w:val="20"/>
+              </w:rPr>
+              <w:t>etl2pcap</w:t>
+            </w:r>
+            <w:r>
+              <w:rPr>
+                <w:rFonts w:ascii="Consolas" w:hAnsi="Consolas"/>
+                <w:color w:val="C00000"/>
                 <w:sz w:val="20"/>
                 <w:szCs w:val="20"/>
               </w:rPr>
@@ -3639,10 +3068,11 @@
             <w:r>
               <w:rPr>
                 <w:rFonts w:ascii="Consolas" w:hAnsi="Consolas"/>
-                <w:sz w:val="20"/>
-                <w:szCs w:val="20"/>
-              </w:rPr>
-              <w:t>etl2pcap</w:t>
+                <w:color w:val="5B9BD5" w:themeColor="accent5"/>
+                <w:sz w:val="20"/>
+                <w:szCs w:val="20"/>
+              </w:rPr>
+              <w:t xml:space="preserve">&lt;etl file&gt; </w:t>
             </w:r>
             <w:r>
               <w:rPr>
@@ -3651,65 +3081,7 @@
                 <w:sz w:val="20"/>
                 <w:szCs w:val="20"/>
               </w:rPr>
-              <w:t xml:space="preserve"> </w:t>
-            </w:r>
-            <w:r>
-              <w:rPr>
-                <w:rFonts w:ascii="Consolas" w:hAnsi="Consolas"/>
-                <w:color w:val="5B9BD5" w:themeColor="accent5"/>
-                <w:sz w:val="20"/>
-                <w:szCs w:val="20"/>
-              </w:rPr>
-              <w:t>&lt;</w:t>
-            </w:r>
-            <w:proofErr w:type="spellStart"/>
-            <w:r>
-              <w:rPr>
-                <w:rFonts w:ascii="Consolas" w:hAnsi="Consolas"/>
-                <w:color w:val="5B9BD5" w:themeColor="accent5"/>
-                <w:sz w:val="20"/>
-                <w:szCs w:val="20"/>
-              </w:rPr>
-              <w:t>etl</w:t>
-            </w:r>
-            <w:proofErr w:type="spellEnd"/>
-            <w:r>
-              <w:rPr>
-                <w:rFonts w:ascii="Consolas" w:hAnsi="Consolas"/>
-                <w:color w:val="5B9BD5" w:themeColor="accent5"/>
-                <w:sz w:val="20"/>
-                <w:szCs w:val="20"/>
-              </w:rPr>
-              <w:t xml:space="preserve"> file&gt; </w:t>
-            </w:r>
-            <w:r>
-              <w:rPr>
-                <w:rFonts w:ascii="Consolas" w:hAnsi="Consolas"/>
-                <w:color w:val="C00000"/>
-                <w:sz w:val="20"/>
-                <w:szCs w:val="20"/>
-              </w:rPr>
-              <w:t>-o &lt;</w:t>
-            </w:r>
-            <w:proofErr w:type="spellStart"/>
-            <w:r>
-              <w:rPr>
-                <w:rFonts w:ascii="Consolas" w:hAnsi="Consolas"/>
-                <w:color w:val="C00000"/>
-                <w:sz w:val="20"/>
-                <w:szCs w:val="20"/>
-              </w:rPr>
-              <w:t>pcap</w:t>
-            </w:r>
-            <w:proofErr w:type="spellEnd"/>
-            <w:r>
-              <w:rPr>
-                <w:rFonts w:ascii="Consolas" w:hAnsi="Consolas"/>
-                <w:color w:val="C00000"/>
-                <w:sz w:val="20"/>
-                <w:szCs w:val="20"/>
-              </w:rPr>
-              <w:t xml:space="preserve"> file&gt;</w:t>
+              <w:t>-o &lt;pcap file&gt;</w:t>
             </w:r>
           </w:p>
         </w:tc>
@@ -3737,23 +3109,7 @@
                 <w:sz w:val="20"/>
                 <w:szCs w:val="20"/>
               </w:rPr>
-              <w:t>(</w:t>
-            </w:r>
-            <w:proofErr w:type="spellStart"/>
-            <w:r>
-              <w:rPr>
-                <w:sz w:val="20"/>
-                <w:szCs w:val="20"/>
-              </w:rPr>
-              <w:t>wireshark</w:t>
-            </w:r>
-            <w:proofErr w:type="spellEnd"/>
-            <w:r>
-              <w:rPr>
-                <w:sz w:val="20"/>
-                <w:szCs w:val="20"/>
-              </w:rPr>
-              <w:t>) format</w:t>
+              <w:t>(wireshark) format</w:t>
             </w:r>
           </w:p>
         </w:tc>
@@ -3777,19 +3133,34 @@
                 <w:szCs w:val="20"/>
               </w:rPr>
             </w:pPr>
-            <w:proofErr w:type="spellStart"/>
-            <w:r>
-              <w:rPr>
-                <w:rFonts w:ascii="Consolas" w:hAnsi="Consolas"/>
-                <w:sz w:val="20"/>
-                <w:szCs w:val="20"/>
-              </w:rPr>
-              <w:t>pktmon</w:t>
-            </w:r>
-            <w:proofErr w:type="spellEnd"/>
-            <w:r>
-              <w:rPr>
-                <w:rFonts w:ascii="Consolas" w:hAnsi="Consolas"/>
+            <w:r>
+              <w:rPr>
+                <w:rFonts w:ascii="Consolas" w:hAnsi="Consolas"/>
+                <w:sz w:val="20"/>
+                <w:szCs w:val="20"/>
+              </w:rPr>
+              <w:t xml:space="preserve">pktmon </w:t>
+            </w:r>
+            <w:r>
+              <w:rPr>
+                <w:rFonts w:ascii="Consolas" w:hAnsi="Consolas"/>
+                <w:sz w:val="20"/>
+                <w:szCs w:val="20"/>
+              </w:rPr>
+              <w:t>etl2</w:t>
+            </w:r>
+            <w:r>
+              <w:rPr>
+                <w:rFonts w:ascii="Consolas" w:hAnsi="Consolas"/>
+                <w:sz w:val="20"/>
+                <w:szCs w:val="20"/>
+              </w:rPr>
+              <w:t>pcap</w:t>
+            </w:r>
+            <w:r>
+              <w:rPr>
+                <w:rFonts w:ascii="Consolas" w:hAnsi="Consolas"/>
+                <w:color w:val="C00000"/>
                 <w:sz w:val="20"/>
                 <w:szCs w:val="20"/>
               </w:rPr>
@@ -3798,18 +3169,11 @@
             <w:r>
               <w:rPr>
                 <w:rFonts w:ascii="Consolas" w:hAnsi="Consolas"/>
-                <w:sz w:val="20"/>
-                <w:szCs w:val="20"/>
-              </w:rPr>
-              <w:t>etl2</w:t>
-            </w:r>
-            <w:r>
-              <w:rPr>
-                <w:rFonts w:ascii="Consolas" w:hAnsi="Consolas"/>
-                <w:sz w:val="20"/>
-                <w:szCs w:val="20"/>
-              </w:rPr>
-              <w:t>pcap</w:t>
+                <w:color w:val="5B9BD5" w:themeColor="accent5"/>
+                <w:sz w:val="20"/>
+                <w:szCs w:val="20"/>
+              </w:rPr>
+              <w:t xml:space="preserve">&lt;etl file&gt; </w:t>
             </w:r>
             <w:r>
               <w:rPr>
@@ -3818,65 +3182,7 @@
                 <w:sz w:val="20"/>
                 <w:szCs w:val="20"/>
               </w:rPr>
-              <w:t xml:space="preserve"> </w:t>
-            </w:r>
-            <w:r>
-              <w:rPr>
-                <w:rFonts w:ascii="Consolas" w:hAnsi="Consolas"/>
-                <w:color w:val="5B9BD5" w:themeColor="accent5"/>
-                <w:sz w:val="20"/>
-                <w:szCs w:val="20"/>
-              </w:rPr>
-              <w:t>&lt;</w:t>
-            </w:r>
-            <w:proofErr w:type="spellStart"/>
-            <w:r>
-              <w:rPr>
-                <w:rFonts w:ascii="Consolas" w:hAnsi="Consolas"/>
-                <w:color w:val="5B9BD5" w:themeColor="accent5"/>
-                <w:sz w:val="20"/>
-                <w:szCs w:val="20"/>
-              </w:rPr>
-              <w:t>etl</w:t>
-            </w:r>
-            <w:proofErr w:type="spellEnd"/>
-            <w:r>
-              <w:rPr>
-                <w:rFonts w:ascii="Consolas" w:hAnsi="Consolas"/>
-                <w:color w:val="5B9BD5" w:themeColor="accent5"/>
-                <w:sz w:val="20"/>
-                <w:szCs w:val="20"/>
-              </w:rPr>
-              <w:t xml:space="preserve"> file&gt; </w:t>
-            </w:r>
-            <w:r>
-              <w:rPr>
-                <w:rFonts w:ascii="Consolas" w:hAnsi="Consolas"/>
-                <w:color w:val="C00000"/>
-                <w:sz w:val="20"/>
-                <w:szCs w:val="20"/>
-              </w:rPr>
-              <w:t>-o &lt;</w:t>
-            </w:r>
-            <w:proofErr w:type="spellStart"/>
-            <w:r>
-              <w:rPr>
-                <w:rFonts w:ascii="Consolas" w:hAnsi="Consolas"/>
-                <w:color w:val="C00000"/>
-                <w:sz w:val="20"/>
-                <w:szCs w:val="20"/>
-              </w:rPr>
-              <w:t>pcap</w:t>
-            </w:r>
-            <w:proofErr w:type="spellEnd"/>
-            <w:r>
-              <w:rPr>
-                <w:rFonts w:ascii="Consolas" w:hAnsi="Consolas"/>
-                <w:color w:val="C00000"/>
-                <w:sz w:val="20"/>
-                <w:szCs w:val="20"/>
-              </w:rPr>
-              <w:t xml:space="preserve"> file&gt;</w:t>
+              <w:t>-o &lt;pcap file&gt;</w:t>
             </w:r>
             <w:r>
               <w:rPr>
@@ -3919,8 +3225,12 @@
     </w:p>
     <w:p/>
     <w:sectPr>
-      <w:headerReference w:type="default" r:id="rId6"/>
-      <w:footerReference w:type="default" r:id="rId7"/>
+      <w:headerReference w:type="even" r:id="rId6"/>
+      <w:headerReference w:type="default" r:id="rId7"/>
+      <w:footerReference w:type="even" r:id="rId8"/>
+      <w:footerReference w:type="default" r:id="rId9"/>
+      <w:headerReference w:type="first" r:id="rId10"/>
+      <w:footerReference w:type="first" r:id="rId11"/>
       <w:pgSz w:w="12240" w:h="15840"/>
       <w:pgMar w:top="720" w:right="720" w:bottom="720" w:left="720" w:header="720" w:footer="720" w:gutter="0"/>
       <w:cols w:space="720"/>
@@ -3931,7 +3241,7 @@
 </file>
 
 <file path=word/endnotes.xml><?xml version="1.0" encoding="utf-8"?>
-<w:endnotes xmlns:wpc="http://schemas.microsoft.com/office/word/2010/wordprocessingCanvas" xmlns:cx="http://schemas.microsoft.com/office/drawing/2014/chartex" xmlns:cx1="http://schemas.microsoft.com/office/drawing/2015/9/8/chartex" xmlns:cx2="http://schemas.microsoft.com/office/drawing/2015/10/21/chartex" xmlns:cx3="http://schemas.microsoft.com/office/drawing/2016/5/9/chartex" xmlns:cx4="http://schemas.microsoft.com/office/drawing/2016/5/10/chartex" xmlns:cx5="http://schemas.microsoft.com/office/drawing/2016/5/11/chartex" xmlns:cx6="http://schemas.microsoft.com/office/drawing/2016/5/12/chartex" xmlns:cx7="http://schemas.microsoft.com/office/drawing/2016/5/13/chartex" xmlns:cx8="http://schemas.microsoft.com/office/drawing/2016/5/14/chartex" xmlns:mc="http://schemas.openxmlformats.org/markup-compatibility/2006" xmlns:aink="http://schemas.microsoft.com/office/drawing/2016/ink" xmlns:am3d="http://schemas.microsoft.com/office/drawing/2017/model3d" xmlns:o="urn:schemas-microsoft-com:office:office" xmlns:oel="http://schemas.microsoft.com/office/2019/extlst" xmlns:r="http://schemas.openxmlformats.org/officeDocument/2006/relationships" xmlns:m="http://schemas.openxmlformats.org/officeDocument/2006/math" xmlns:v="urn:schemas-microsoft-com:vml" xmlns:wp14="http://schemas.microsoft.com/office/word/2010/wordprocessingDrawing" xmlns:wp="http://schemas.openxmlformats.org/drawingml/2006/wordprocessingDrawing" xmlns:w10="urn:schemas-microsoft-com:office:word" xmlns:w="http://schemas.openxmlformats.org/wordprocessingml/2006/main" xmlns:w14="http://schemas.microsoft.com/office/word/2010/wordml" xmlns:w15="http://schemas.microsoft.com/office/word/2012/wordml" xmlns:w16cex="http://schemas.microsoft.com/office/word/2018/wordml/cex" xmlns:w16cid="http://schemas.microsoft.com/office/word/2016/wordml/cid" xmlns:w16="http://schemas.microsoft.com/office/word/2018/wordml" xmlns:w16sdtdh="http://schemas.microsoft.com/office/word/2020/wordml/sdtdatahash" xmlns:w16se="http://schemas.microsoft.com/office/word/2015/wordml/symex" xmlns:wpg="http://schemas.microsoft.com/office/word/2010/wordprocessingGroup" xmlns:wpi="http://schemas.microsoft.com/office/word/2010/wordprocessingInk" xmlns:wne="http://schemas.microsoft.com/office/word/2006/wordml" xmlns:wps="http://schemas.microsoft.com/office/word/2010/wordprocessingShape" mc:Ignorable="w14 w15 w16se w16cid w16 w16cex w16sdtdh wp14">
+<w:endnotes xmlns:wpc="http://schemas.microsoft.com/office/word/2010/wordprocessingCanvas" xmlns:cx="http://schemas.microsoft.com/office/drawing/2014/chartex" xmlns:cx1="http://schemas.microsoft.com/office/drawing/2015/9/8/chartex" xmlns:cx2="http://schemas.microsoft.com/office/drawing/2015/10/21/chartex" xmlns:cx3="http://schemas.microsoft.com/office/drawing/2016/5/9/chartex" xmlns:cx4="http://schemas.microsoft.com/office/drawing/2016/5/10/chartex" xmlns:cx5="http://schemas.microsoft.com/office/drawing/2016/5/11/chartex" xmlns:cx6="http://schemas.microsoft.com/office/drawing/2016/5/12/chartex" xmlns:cx7="http://schemas.microsoft.com/office/drawing/2016/5/13/chartex" xmlns:cx8="http://schemas.microsoft.com/office/drawing/2016/5/14/chartex" xmlns:mc="http://schemas.openxmlformats.org/markup-compatibility/2006" xmlns:aink="http://schemas.microsoft.com/office/drawing/2016/ink" xmlns:am3d="http://schemas.microsoft.com/office/drawing/2017/model3d" xmlns:o="urn:schemas-microsoft-com:office:office" xmlns:oel="http://schemas.microsoft.com/office/2019/extlst" xmlns:r="http://schemas.openxmlformats.org/officeDocument/2006/relationships" xmlns:m="http://schemas.openxmlformats.org/officeDocument/2006/math" xmlns:v="urn:schemas-microsoft-com:vml" xmlns:wp14="http://schemas.microsoft.com/office/word/2010/wordprocessingDrawing" xmlns:wp="http://schemas.openxmlformats.org/drawingml/2006/wordprocessingDrawing" xmlns:w10="urn:schemas-microsoft-com:office:word" xmlns:w="http://schemas.openxmlformats.org/wordprocessingml/2006/main" xmlns:w14="http://schemas.microsoft.com/office/word/2010/wordml" xmlns:w15="http://schemas.microsoft.com/office/word/2012/wordml" xmlns:w16cex="http://schemas.microsoft.com/office/word/2018/wordml/cex" xmlns:w16cid="http://schemas.microsoft.com/office/word/2016/wordml/cid" xmlns:w16="http://schemas.microsoft.com/office/word/2018/wordml" xmlns:w16du="http://schemas.microsoft.com/office/word/2023/wordml/word16du" xmlns:w16sdtdh="http://schemas.microsoft.com/office/word/2020/wordml/sdtdatahash" xmlns:w16sdtfl="http://schemas.microsoft.com/office/word/2024/wordml/sdtformatlock" xmlns:w16se="http://schemas.microsoft.com/office/word/2015/wordml/symex" xmlns:wpg="http://schemas.microsoft.com/office/word/2010/wordprocessingGroup" xmlns:wpi="http://schemas.microsoft.com/office/word/2010/wordprocessingInk" xmlns:wne="http://schemas.microsoft.com/office/word/2006/wordml" xmlns:wps="http://schemas.microsoft.com/office/word/2010/wordprocessingShape" mc:Ignorable="w14 w15 w16se w16cid w16 w16cex w16sdtdh w16sdtfl w16du wp14">
   <w:endnote w:type="separator" w:id="-1">
     <w:p>
       <w:pPr>
@@ -3956,7 +3266,17 @@
 </file>
 
 <file path=word/footer1.xml><?xml version="1.0" encoding="utf-8"?>
-<w:ftr xmlns:wpc="http://schemas.microsoft.com/office/word/2010/wordprocessingCanvas" xmlns:cx="http://schemas.microsoft.com/office/drawing/2014/chartex" xmlns:cx1="http://schemas.microsoft.com/office/drawing/2015/9/8/chartex" xmlns:cx2="http://schemas.microsoft.com/office/drawing/2015/10/21/chartex" xmlns:cx3="http://schemas.microsoft.com/office/drawing/2016/5/9/chartex" xmlns:cx4="http://schemas.microsoft.com/office/drawing/2016/5/10/chartex" xmlns:cx5="http://schemas.microsoft.com/office/drawing/2016/5/11/chartex" xmlns:cx6="http://schemas.microsoft.com/office/drawing/2016/5/12/chartex" xmlns:cx7="http://schemas.microsoft.com/office/drawing/2016/5/13/chartex" xmlns:cx8="http://schemas.microsoft.com/office/drawing/2016/5/14/chartex" xmlns:mc="http://schemas.openxmlformats.org/markup-compatibility/2006" xmlns:aink="http://schemas.microsoft.com/office/drawing/2016/ink" xmlns:am3d="http://schemas.microsoft.com/office/drawing/2017/model3d" xmlns:o="urn:schemas-microsoft-com:office:office" xmlns:oel="http://schemas.microsoft.com/office/2019/extlst" xmlns:r="http://schemas.openxmlformats.org/officeDocument/2006/relationships" xmlns:m="http://schemas.openxmlformats.org/officeDocument/2006/math" xmlns:v="urn:schemas-microsoft-com:vml" xmlns:wp14="http://schemas.microsoft.com/office/word/2010/wordprocessingDrawing" xmlns:wp="http://schemas.openxmlformats.org/drawingml/2006/wordprocessingDrawing" xmlns:w10="urn:schemas-microsoft-com:office:word" xmlns:w="http://schemas.openxmlformats.org/wordprocessingml/2006/main" xmlns:w14="http://schemas.microsoft.com/office/word/2010/wordml" xmlns:w15="http://schemas.microsoft.com/office/word/2012/wordml" xmlns:w16cex="http://schemas.microsoft.com/office/word/2018/wordml/cex" xmlns:w16cid="http://schemas.microsoft.com/office/word/2016/wordml/cid" xmlns:w16="http://schemas.microsoft.com/office/word/2018/wordml" xmlns:w16sdtdh="http://schemas.microsoft.com/office/word/2020/wordml/sdtdatahash" xmlns:w16se="http://schemas.microsoft.com/office/word/2015/wordml/symex" xmlns:wpg="http://schemas.microsoft.com/office/word/2010/wordprocessingGroup" xmlns:wpi="http://schemas.microsoft.com/office/word/2010/wordprocessingInk" xmlns:wne="http://schemas.microsoft.com/office/word/2006/wordml" xmlns:wps="http://schemas.microsoft.com/office/word/2010/wordprocessingShape" mc:Ignorable="w14 w15 w16se w16cid w16 w16cex w16sdtdh wp14">
+<w:ftr xmlns:wpc="http://schemas.microsoft.com/office/word/2010/wordprocessingCanvas" xmlns:cx="http://schemas.microsoft.com/office/drawing/2014/chartex" xmlns:cx1="http://schemas.microsoft.com/office/drawing/2015/9/8/chartex" xmlns:cx2="http://schemas.microsoft.com/office/drawing/2015/10/21/chartex" xmlns:cx3="http://schemas.microsoft.com/office/drawing/2016/5/9/chartex" xmlns:cx4="http://schemas.microsoft.com/office/drawing/2016/5/10/chartex" xmlns:cx5="http://schemas.microsoft.com/office/drawing/2016/5/11/chartex" xmlns:cx6="http://schemas.microsoft.com/office/drawing/2016/5/12/chartex" xmlns:cx7="http://schemas.microsoft.com/office/drawing/2016/5/13/chartex" xmlns:cx8="http://schemas.microsoft.com/office/drawing/2016/5/14/chartex" xmlns:mc="http://schemas.openxmlformats.org/markup-compatibility/2006" xmlns:aink="http://schemas.microsoft.com/office/drawing/2016/ink" xmlns:am3d="http://schemas.microsoft.com/office/drawing/2017/model3d" xmlns:o="urn:schemas-microsoft-com:office:office" xmlns:oel="http://schemas.microsoft.com/office/2019/extlst" xmlns:r="http://schemas.openxmlformats.org/officeDocument/2006/relationships" xmlns:m="http://schemas.openxmlformats.org/officeDocument/2006/math" xmlns:v="urn:schemas-microsoft-com:vml" xmlns:wp14="http://schemas.microsoft.com/office/word/2010/wordprocessingDrawing" xmlns:wp="http://schemas.openxmlformats.org/drawingml/2006/wordprocessingDrawing" xmlns:w10="urn:schemas-microsoft-com:office:word" xmlns:w="http://schemas.openxmlformats.org/wordprocessingml/2006/main" xmlns:w14="http://schemas.microsoft.com/office/word/2010/wordml" xmlns:w15="http://schemas.microsoft.com/office/word/2012/wordml" xmlns:w16cex="http://schemas.microsoft.com/office/word/2018/wordml/cex" xmlns:w16cid="http://schemas.microsoft.com/office/word/2016/wordml/cid" xmlns:w16="http://schemas.microsoft.com/office/word/2018/wordml" xmlns:w16du="http://schemas.microsoft.com/office/word/2023/wordml/word16du" xmlns:w16sdtdh="http://schemas.microsoft.com/office/word/2020/wordml/sdtdatahash" xmlns:w16sdtfl="http://schemas.microsoft.com/office/word/2024/wordml/sdtformatlock" xmlns:w16se="http://schemas.microsoft.com/office/word/2015/wordml/symex" xmlns:wpg="http://schemas.microsoft.com/office/word/2010/wordprocessingGroup" xmlns:wpi="http://schemas.microsoft.com/office/word/2010/wordprocessingInk" xmlns:wne="http://schemas.microsoft.com/office/word/2006/wordml" xmlns:wps="http://schemas.microsoft.com/office/word/2010/wordprocessingShape" mc:Ignorable="w14 w15 w16se w16cid w16 w16cex w16sdtdh w16sdtfl w16du wp14">
+  <w:p>
+    <w:pPr>
+      <w:pStyle w:val="Footer"/>
+    </w:pPr>
+  </w:p>
+</w:ftr>
+</file>
+
+<file path=word/footer2.xml><?xml version="1.0" encoding="utf-8"?>
+<w:ftr xmlns:wpc="http://schemas.microsoft.com/office/word/2010/wordprocessingCanvas" xmlns:cx="http://schemas.microsoft.com/office/drawing/2014/chartex" xmlns:cx1="http://schemas.microsoft.com/office/drawing/2015/9/8/chartex" xmlns:cx2="http://schemas.microsoft.com/office/drawing/2015/10/21/chartex" xmlns:cx3="http://schemas.microsoft.com/office/drawing/2016/5/9/chartex" xmlns:cx4="http://schemas.microsoft.com/office/drawing/2016/5/10/chartex" xmlns:cx5="http://schemas.microsoft.com/office/drawing/2016/5/11/chartex" xmlns:cx6="http://schemas.microsoft.com/office/drawing/2016/5/12/chartex" xmlns:cx7="http://schemas.microsoft.com/office/drawing/2016/5/13/chartex" xmlns:cx8="http://schemas.microsoft.com/office/drawing/2016/5/14/chartex" xmlns:mc="http://schemas.openxmlformats.org/markup-compatibility/2006" xmlns:aink="http://schemas.microsoft.com/office/drawing/2016/ink" xmlns:am3d="http://schemas.microsoft.com/office/drawing/2017/model3d" xmlns:o="urn:schemas-microsoft-com:office:office" xmlns:oel="http://schemas.microsoft.com/office/2019/extlst" xmlns:r="http://schemas.openxmlformats.org/officeDocument/2006/relationships" xmlns:m="http://schemas.openxmlformats.org/officeDocument/2006/math" xmlns:v="urn:schemas-microsoft-com:vml" xmlns:wp14="http://schemas.microsoft.com/office/word/2010/wordprocessingDrawing" xmlns:wp="http://schemas.openxmlformats.org/drawingml/2006/wordprocessingDrawing" xmlns:w10="urn:schemas-microsoft-com:office:word" xmlns:w="http://schemas.openxmlformats.org/wordprocessingml/2006/main" xmlns:w14="http://schemas.microsoft.com/office/word/2010/wordml" xmlns:w15="http://schemas.microsoft.com/office/word/2012/wordml" xmlns:w16cex="http://schemas.microsoft.com/office/word/2018/wordml/cex" xmlns:w16cid="http://schemas.microsoft.com/office/word/2016/wordml/cid" xmlns:w16="http://schemas.microsoft.com/office/word/2018/wordml" xmlns:w16du="http://schemas.microsoft.com/office/word/2023/wordml/word16du" xmlns:w16sdtdh="http://schemas.microsoft.com/office/word/2020/wordml/sdtdatahash" xmlns:w16sdtfl="http://schemas.microsoft.com/office/word/2024/wordml/sdtformatlock" xmlns:w16se="http://schemas.microsoft.com/office/word/2015/wordml/symex" xmlns:wpg="http://schemas.microsoft.com/office/word/2010/wordprocessingGroup" xmlns:wpi="http://schemas.microsoft.com/office/word/2010/wordprocessingInk" xmlns:wne="http://schemas.microsoft.com/office/word/2006/wordml" xmlns:wps="http://schemas.microsoft.com/office/word/2010/wordprocessingShape" mc:Ignorable="w14 w15 w16se w16cid w16 w16cex w16sdtdh w16sdtfl w16du wp14">
   <w:p>
     <w:pPr>
       <w:pStyle w:val="Footer"/>
@@ -3968,23 +3288,8 @@
       <w:rPr>
         <w:lang w:val="en-CA"/>
       </w:rPr>
-      <w:t>The Cybersecurity Librarian</w:t>
-    </w:r>
-    <w:r>
-      <w:rPr>
-        <w:lang w:val="en-CA"/>
-      </w:rPr>
       <w:tab/>
     </w:r>
-    <w:hyperlink r:id="rId1" w:history="1">
-      <w:r>
-        <w:rPr>
-          <w:rStyle w:val="Hyperlink"/>
-          <w:lang w:val="en-CA"/>
-        </w:rPr>
-        <w:t>https://cyberlibrarian.ca/</w:t>
-      </w:r>
-    </w:hyperlink>
     <w:r>
       <w:rPr>
         <w:lang w:val="en-CA"/>
@@ -4002,8 +3307,18 @@
 </w:ftr>
 </file>
 
+<file path=word/footer3.xml><?xml version="1.0" encoding="utf-8"?>
+<w:ftr xmlns:wpc="http://schemas.microsoft.com/office/word/2010/wordprocessingCanvas" xmlns:cx="http://schemas.microsoft.com/office/drawing/2014/chartex" xmlns:cx1="http://schemas.microsoft.com/office/drawing/2015/9/8/chartex" xmlns:cx2="http://schemas.microsoft.com/office/drawing/2015/10/21/chartex" xmlns:cx3="http://schemas.microsoft.com/office/drawing/2016/5/9/chartex" xmlns:cx4="http://schemas.microsoft.com/office/drawing/2016/5/10/chartex" xmlns:cx5="http://schemas.microsoft.com/office/drawing/2016/5/11/chartex" xmlns:cx6="http://schemas.microsoft.com/office/drawing/2016/5/12/chartex" xmlns:cx7="http://schemas.microsoft.com/office/drawing/2016/5/13/chartex" xmlns:cx8="http://schemas.microsoft.com/office/drawing/2016/5/14/chartex" xmlns:mc="http://schemas.openxmlformats.org/markup-compatibility/2006" xmlns:aink="http://schemas.microsoft.com/office/drawing/2016/ink" xmlns:am3d="http://schemas.microsoft.com/office/drawing/2017/model3d" xmlns:o="urn:schemas-microsoft-com:office:office" xmlns:oel="http://schemas.microsoft.com/office/2019/extlst" xmlns:r="http://schemas.openxmlformats.org/officeDocument/2006/relationships" xmlns:m="http://schemas.openxmlformats.org/officeDocument/2006/math" xmlns:v="urn:schemas-microsoft-com:vml" xmlns:wp14="http://schemas.microsoft.com/office/word/2010/wordprocessingDrawing" xmlns:wp="http://schemas.openxmlformats.org/drawingml/2006/wordprocessingDrawing" xmlns:w10="urn:schemas-microsoft-com:office:word" xmlns:w="http://schemas.openxmlformats.org/wordprocessingml/2006/main" xmlns:w14="http://schemas.microsoft.com/office/word/2010/wordml" xmlns:w15="http://schemas.microsoft.com/office/word/2012/wordml" xmlns:w16cex="http://schemas.microsoft.com/office/word/2018/wordml/cex" xmlns:w16cid="http://schemas.microsoft.com/office/word/2016/wordml/cid" xmlns:w16="http://schemas.microsoft.com/office/word/2018/wordml" xmlns:w16du="http://schemas.microsoft.com/office/word/2023/wordml/word16du" xmlns:w16sdtdh="http://schemas.microsoft.com/office/word/2020/wordml/sdtdatahash" xmlns:w16sdtfl="http://schemas.microsoft.com/office/word/2024/wordml/sdtformatlock" xmlns:w16se="http://schemas.microsoft.com/office/word/2015/wordml/symex" xmlns:wpg="http://schemas.microsoft.com/office/word/2010/wordprocessingGroup" xmlns:wpi="http://schemas.microsoft.com/office/word/2010/wordprocessingInk" xmlns:wne="http://schemas.microsoft.com/office/word/2006/wordml" xmlns:wps="http://schemas.microsoft.com/office/word/2010/wordprocessingShape" mc:Ignorable="w14 w15 w16se w16cid w16 w16cex w16sdtdh w16sdtfl w16du wp14">
+  <w:p>
+    <w:pPr>
+      <w:pStyle w:val="Footer"/>
+    </w:pPr>
+  </w:p>
+</w:ftr>
+</file>
+
 <file path=word/footnotes.xml><?xml version="1.0" encoding="utf-8"?>
-<w:footnotes xmlns:wpc="http://schemas.microsoft.com/office/word/2010/wordprocessingCanvas" xmlns:cx="http://schemas.microsoft.com/office/drawing/2014/chartex" xmlns:cx1="http://schemas.microsoft.com/office/drawing/2015/9/8/chartex" xmlns:cx2="http://schemas.microsoft.com/office/drawing/2015/10/21/chartex" xmlns:cx3="http://schemas.microsoft.com/office/drawing/2016/5/9/chartex" xmlns:cx4="http://schemas.microsoft.com/office/drawing/2016/5/10/chartex" xmlns:cx5="http://schemas.microsoft.com/office/drawing/2016/5/11/chartex" xmlns:cx6="http://schemas.microsoft.com/office/drawing/2016/5/12/chartex" xmlns:cx7="http://schemas.microsoft.com/office/drawing/2016/5/13/chartex" xmlns:cx8="http://schemas.microsoft.com/office/drawing/2016/5/14/chartex" xmlns:mc="http://schemas.openxmlformats.org/markup-compatibility/2006" xmlns:aink="http://schemas.microsoft.com/office/drawing/2016/ink" xmlns:am3d="http://schemas.microsoft.com/office/drawing/2017/model3d" xmlns:o="urn:schemas-microsoft-com:office:office" xmlns:oel="http://schemas.microsoft.com/office/2019/extlst" xmlns:r="http://schemas.openxmlformats.org/officeDocument/2006/relationships" xmlns:m="http://schemas.openxmlformats.org/officeDocument/2006/math" xmlns:v="urn:schemas-microsoft-com:vml" xmlns:wp14="http://schemas.microsoft.com/office/word/2010/wordprocessingDrawing" xmlns:wp="http://schemas.openxmlformats.org/drawingml/2006/wordprocessingDrawing" xmlns:w10="urn:schemas-microsoft-com:office:word" xmlns:w="http://schemas.openxmlformats.org/wordprocessingml/2006/main" xmlns:w14="http://schemas.microsoft.com/office/word/2010/wordml" xmlns:w15="http://schemas.microsoft.com/office/word/2012/wordml" xmlns:w16cex="http://schemas.microsoft.com/office/word/2018/wordml/cex" xmlns:w16cid="http://schemas.microsoft.com/office/word/2016/wordml/cid" xmlns:w16="http://schemas.microsoft.com/office/word/2018/wordml" xmlns:w16sdtdh="http://schemas.microsoft.com/office/word/2020/wordml/sdtdatahash" xmlns:w16se="http://schemas.microsoft.com/office/word/2015/wordml/symex" xmlns:wpg="http://schemas.microsoft.com/office/word/2010/wordprocessingGroup" xmlns:wpi="http://schemas.microsoft.com/office/word/2010/wordprocessingInk" xmlns:wne="http://schemas.microsoft.com/office/word/2006/wordml" xmlns:wps="http://schemas.microsoft.com/office/word/2010/wordprocessingShape" mc:Ignorable="w14 w15 w16se w16cid w16 w16cex w16sdtdh wp14">
+<w:footnotes xmlns:wpc="http://schemas.microsoft.com/office/word/2010/wordprocessingCanvas" xmlns:cx="http://schemas.microsoft.com/office/drawing/2014/chartex" xmlns:cx1="http://schemas.microsoft.com/office/drawing/2015/9/8/chartex" xmlns:cx2="http://schemas.microsoft.com/office/drawing/2015/10/21/chartex" xmlns:cx3="http://schemas.microsoft.com/office/drawing/2016/5/9/chartex" xmlns:cx4="http://schemas.microsoft.com/office/drawing/2016/5/10/chartex" xmlns:cx5="http://schemas.microsoft.com/office/drawing/2016/5/11/chartex" xmlns:cx6="http://schemas.microsoft.com/office/drawing/2016/5/12/chartex" xmlns:cx7="http://schemas.microsoft.com/office/drawing/2016/5/13/chartex" xmlns:cx8="http://schemas.microsoft.com/office/drawing/2016/5/14/chartex" xmlns:mc="http://schemas.openxmlformats.org/markup-compatibility/2006" xmlns:aink="http://schemas.microsoft.com/office/drawing/2016/ink" xmlns:am3d="http://schemas.microsoft.com/office/drawing/2017/model3d" xmlns:o="urn:schemas-microsoft-com:office:office" xmlns:oel="http://schemas.microsoft.com/office/2019/extlst" xmlns:r="http://schemas.openxmlformats.org/officeDocument/2006/relationships" xmlns:m="http://schemas.openxmlformats.org/officeDocument/2006/math" xmlns:v="urn:schemas-microsoft-com:vml" xmlns:wp14="http://schemas.microsoft.com/office/word/2010/wordprocessingDrawing" xmlns:wp="http://schemas.openxmlformats.org/drawingml/2006/wordprocessingDrawing" xmlns:w10="urn:schemas-microsoft-com:office:word" xmlns:w="http://schemas.openxmlformats.org/wordprocessingml/2006/main" xmlns:w14="http://schemas.microsoft.com/office/word/2010/wordml" xmlns:w15="http://schemas.microsoft.com/office/word/2012/wordml" xmlns:w16cex="http://schemas.microsoft.com/office/word/2018/wordml/cex" xmlns:w16cid="http://schemas.microsoft.com/office/word/2016/wordml/cid" xmlns:w16="http://schemas.microsoft.com/office/word/2018/wordml" xmlns:w16du="http://schemas.microsoft.com/office/word/2023/wordml/word16du" xmlns:w16sdtdh="http://schemas.microsoft.com/office/word/2020/wordml/sdtdatahash" xmlns:w16sdtfl="http://schemas.microsoft.com/office/word/2024/wordml/sdtformatlock" xmlns:w16se="http://schemas.microsoft.com/office/word/2015/wordml/symex" xmlns:wpg="http://schemas.microsoft.com/office/word/2010/wordprocessingGroup" xmlns:wpi="http://schemas.microsoft.com/office/word/2010/wordprocessingInk" xmlns:wne="http://schemas.microsoft.com/office/word/2006/wordml" xmlns:wps="http://schemas.microsoft.com/office/word/2010/wordprocessingShape" mc:Ignorable="w14 w15 w16se w16cid w16 w16cex w16sdtdh w16sdtfl w16du wp14">
   <w:footnote w:type="separator" w:id="-1">
     <w:p>
       <w:pPr>
@@ -4028,37 +3343,21 @@
 </file>
 
 <file path=word/header1.xml><?xml version="1.0" encoding="utf-8"?>
-<w:hdr xmlns:wpc="http://schemas.microsoft.com/office/word/2010/wordprocessingCanvas" xmlns:cx="http://schemas.microsoft.com/office/drawing/2014/chartex" xmlns:cx1="http://schemas.microsoft.com/office/drawing/2015/9/8/chartex" xmlns:cx2="http://schemas.microsoft.com/office/drawing/2015/10/21/chartex" xmlns:cx3="http://schemas.microsoft.com/office/drawing/2016/5/9/chartex" xmlns:cx4="http://schemas.microsoft.com/office/drawing/2016/5/10/chartex" xmlns:cx5="http://schemas.microsoft.com/office/drawing/2016/5/11/chartex" xmlns:cx6="http://schemas.microsoft.com/office/drawing/2016/5/12/chartex" xmlns:cx7="http://schemas.microsoft.com/office/drawing/2016/5/13/chartex" xmlns:cx8="http://schemas.microsoft.com/office/drawing/2016/5/14/chartex" xmlns:mc="http://schemas.openxmlformats.org/markup-compatibility/2006" xmlns:aink="http://schemas.microsoft.com/office/drawing/2016/ink" xmlns:am3d="http://schemas.microsoft.com/office/drawing/2017/model3d" xmlns:o="urn:schemas-microsoft-com:office:office" xmlns:oel="http://schemas.microsoft.com/office/2019/extlst" xmlns:r="http://schemas.openxmlformats.org/officeDocument/2006/relationships" xmlns:m="http://schemas.openxmlformats.org/officeDocument/2006/math" xmlns:v="urn:schemas-microsoft-com:vml" xmlns:wp14="http://schemas.microsoft.com/office/word/2010/wordprocessingDrawing" xmlns:wp="http://schemas.openxmlformats.org/drawingml/2006/wordprocessingDrawing" xmlns:w10="urn:schemas-microsoft-com:office:word" xmlns:w="http://schemas.openxmlformats.org/wordprocessingml/2006/main" xmlns:w14="http://schemas.microsoft.com/office/word/2010/wordml" xmlns:w15="http://schemas.microsoft.com/office/word/2012/wordml" xmlns:w16cex="http://schemas.microsoft.com/office/word/2018/wordml/cex" xmlns:w16cid="http://schemas.microsoft.com/office/word/2016/wordml/cid" xmlns:w16="http://schemas.microsoft.com/office/word/2018/wordml" xmlns:w16sdtdh="http://schemas.microsoft.com/office/word/2020/wordml/sdtdatahash" xmlns:w16se="http://schemas.microsoft.com/office/word/2015/wordml/symex" xmlns:wpg="http://schemas.microsoft.com/office/word/2010/wordprocessingGroup" xmlns:wpi="http://schemas.microsoft.com/office/word/2010/wordprocessingInk" xmlns:wne="http://schemas.microsoft.com/office/word/2006/wordml" xmlns:wps="http://schemas.microsoft.com/office/word/2010/wordprocessingShape" mc:Ignorable="w14 w15 w16se w16cid w16 w16cex w16sdtdh wp14">
+<w:hdr xmlns:wpc="http://schemas.microsoft.com/office/word/2010/wordprocessingCanvas" xmlns:cx="http://schemas.microsoft.com/office/drawing/2014/chartex" xmlns:cx1="http://schemas.microsoft.com/office/drawing/2015/9/8/chartex" xmlns:cx2="http://schemas.microsoft.com/office/drawing/2015/10/21/chartex" xmlns:cx3="http://schemas.microsoft.com/office/drawing/2016/5/9/chartex" xmlns:cx4="http://schemas.microsoft.com/office/drawing/2016/5/10/chartex" xmlns:cx5="http://schemas.microsoft.com/office/drawing/2016/5/11/chartex" xmlns:cx6="http://schemas.microsoft.com/office/drawing/2016/5/12/chartex" xmlns:cx7="http://schemas.microsoft.com/office/drawing/2016/5/13/chartex" xmlns:cx8="http://schemas.microsoft.com/office/drawing/2016/5/14/chartex" xmlns:mc="http://schemas.openxmlformats.org/markup-compatibility/2006" xmlns:aink="http://schemas.microsoft.com/office/drawing/2016/ink" xmlns:am3d="http://schemas.microsoft.com/office/drawing/2017/model3d" xmlns:o="urn:schemas-microsoft-com:office:office" xmlns:oel="http://schemas.microsoft.com/office/2019/extlst" xmlns:r="http://schemas.openxmlformats.org/officeDocument/2006/relationships" xmlns:m="http://schemas.openxmlformats.org/officeDocument/2006/math" xmlns:v="urn:schemas-microsoft-com:vml" xmlns:wp14="http://schemas.microsoft.com/office/word/2010/wordprocessingDrawing" xmlns:wp="http://schemas.openxmlformats.org/drawingml/2006/wordprocessingDrawing" xmlns:w10="urn:schemas-microsoft-com:office:word" xmlns:w="http://schemas.openxmlformats.org/wordprocessingml/2006/main" xmlns:w14="http://schemas.microsoft.com/office/word/2010/wordml" xmlns:w15="http://schemas.microsoft.com/office/word/2012/wordml" xmlns:w16cex="http://schemas.microsoft.com/office/word/2018/wordml/cex" xmlns:w16cid="http://schemas.microsoft.com/office/word/2016/wordml/cid" xmlns:w16="http://schemas.microsoft.com/office/word/2018/wordml" xmlns:w16du="http://schemas.microsoft.com/office/word/2023/wordml/word16du" xmlns:w16sdtdh="http://schemas.microsoft.com/office/word/2020/wordml/sdtdatahash" xmlns:w16sdtfl="http://schemas.microsoft.com/office/word/2024/wordml/sdtformatlock" xmlns:w16se="http://schemas.microsoft.com/office/word/2015/wordml/symex" xmlns:wpg="http://schemas.microsoft.com/office/word/2010/wordprocessingGroup" xmlns:wpi="http://schemas.microsoft.com/office/word/2010/wordprocessingInk" xmlns:wne="http://schemas.microsoft.com/office/word/2006/wordml" xmlns:wps="http://schemas.microsoft.com/office/word/2010/wordprocessingShape" mc:Ignorable="w14 w15 w16se w16cid w16 w16cex w16sdtdh w16sdtfl w16du wp14">
   <w:p>
     <w:pPr>
       <w:pStyle w:val="Header"/>
     </w:pPr>
-    <w:r>
-      <w:pict w14:anchorId="331E2DB0">
-        <v:shapetype id="_x0000_t75" coordsize="21600,21600" o:spt="75" o:preferrelative="t" path="m@4@5l@4@11@9@11@9@5xe" filled="f" stroked="f">
-          <v:stroke joinstyle="miter"/>
-          <v:formulas>
-            <v:f eqn="if lineDrawn pixelLineWidth 0"/>
-            <v:f eqn="sum @0 1 0"/>
-            <v:f eqn="sum 0 0 @1"/>
-            <v:f eqn="prod @2 1 2"/>
-            <v:f eqn="prod @3 21600 pixelWidth"/>
-            <v:f eqn="prod @3 21600 pixelHeight"/>
-            <v:f eqn="sum @0 0 1"/>
-            <v:f eqn="prod @6 1 2"/>
-            <v:f eqn="prod @7 21600 pixelWidth"/>
-            <v:f eqn="sum @8 21600 0"/>
-            <v:f eqn="prod @7 21600 pixelHeight"/>
-            <v:f eqn="sum @10 21600 0"/>
-          </v:formulas>
-          <v:path o:extrusionok="f" gradientshapeok="t" o:connecttype="rect"/>
-          <o:lock v:ext="edit" aspectratio="t"/>
-        </v:shapetype>
-        <v:shape id="_x0000_i1032" type="#_x0000_t75" style="width:73.9pt;height:20.05pt;visibility:visible;mso-wrap-style:square">
-          <v:imagedata r:id="rId1" o:title=""/>
-        </v:shape>
-      </w:pict>
-    </w:r>
+  </w:p>
+</w:hdr>
+</file>
+
+<file path=word/header2.xml><?xml version="1.0" encoding="utf-8"?>
+<w:hdr xmlns:wpc="http://schemas.microsoft.com/office/word/2010/wordprocessingCanvas" xmlns:cx="http://schemas.microsoft.com/office/drawing/2014/chartex" xmlns:cx1="http://schemas.microsoft.com/office/drawing/2015/9/8/chartex" xmlns:cx2="http://schemas.microsoft.com/office/drawing/2015/10/21/chartex" xmlns:cx3="http://schemas.microsoft.com/office/drawing/2016/5/9/chartex" xmlns:cx4="http://schemas.microsoft.com/office/drawing/2016/5/10/chartex" xmlns:cx5="http://schemas.microsoft.com/office/drawing/2016/5/11/chartex" xmlns:cx6="http://schemas.microsoft.com/office/drawing/2016/5/12/chartex" xmlns:cx7="http://schemas.microsoft.com/office/drawing/2016/5/13/chartex" xmlns:cx8="http://schemas.microsoft.com/office/drawing/2016/5/14/chartex" xmlns:mc="http://schemas.openxmlformats.org/markup-compatibility/2006" xmlns:aink="http://schemas.microsoft.com/office/drawing/2016/ink" xmlns:am3d="http://schemas.microsoft.com/office/drawing/2017/model3d" xmlns:o="urn:schemas-microsoft-com:office:office" xmlns:oel="http://schemas.microsoft.com/office/2019/extlst" xmlns:r="http://schemas.openxmlformats.org/officeDocument/2006/relationships" xmlns:m="http://schemas.openxmlformats.org/officeDocument/2006/math" xmlns:v="urn:schemas-microsoft-com:vml" xmlns:wp14="http://schemas.microsoft.com/office/word/2010/wordprocessingDrawing" xmlns:wp="http://schemas.openxmlformats.org/drawingml/2006/wordprocessingDrawing" xmlns:w10="urn:schemas-microsoft-com:office:word" xmlns:w="http://schemas.openxmlformats.org/wordprocessingml/2006/main" xmlns:w14="http://schemas.microsoft.com/office/word/2010/wordml" xmlns:w15="http://schemas.microsoft.com/office/word/2012/wordml" xmlns:w16cex="http://schemas.microsoft.com/office/word/2018/wordml/cex" xmlns:w16cid="http://schemas.microsoft.com/office/word/2016/wordml/cid" xmlns:w16="http://schemas.microsoft.com/office/word/2018/wordml" xmlns:w16du="http://schemas.microsoft.com/office/word/2023/wordml/word16du" xmlns:w16sdtdh="http://schemas.microsoft.com/office/word/2020/wordml/sdtdatahash" xmlns:w16sdtfl="http://schemas.microsoft.com/office/word/2024/wordml/sdtformatlock" xmlns:w16se="http://schemas.microsoft.com/office/word/2015/wordml/symex" xmlns:wpg="http://schemas.microsoft.com/office/word/2010/wordprocessingGroup" xmlns:wpi="http://schemas.microsoft.com/office/word/2010/wordprocessingInk" xmlns:wne="http://schemas.microsoft.com/office/word/2006/wordml" xmlns:wps="http://schemas.microsoft.com/office/word/2010/wordprocessingShape" mc:Ignorable="w14 w15 w16se w16cid w16 w16cex w16sdtdh w16sdtfl w16du wp14">
+  <w:p>
+    <w:pPr>
+      <w:pStyle w:val="Header"/>
+    </w:pPr>
     <w:r>
       <w:rPr>
         <w:color w:val="ED7D31" w:themeColor="accent2"/>
@@ -4087,8 +3386,18 @@
 </w:hdr>
 </file>
 
+<file path=word/header3.xml><?xml version="1.0" encoding="utf-8"?>
+<w:hdr xmlns:wpc="http://schemas.microsoft.com/office/word/2010/wordprocessingCanvas" xmlns:cx="http://schemas.microsoft.com/office/drawing/2014/chartex" xmlns:cx1="http://schemas.microsoft.com/office/drawing/2015/9/8/chartex" xmlns:cx2="http://schemas.microsoft.com/office/drawing/2015/10/21/chartex" xmlns:cx3="http://schemas.microsoft.com/office/drawing/2016/5/9/chartex" xmlns:cx4="http://schemas.microsoft.com/office/drawing/2016/5/10/chartex" xmlns:cx5="http://schemas.microsoft.com/office/drawing/2016/5/11/chartex" xmlns:cx6="http://schemas.microsoft.com/office/drawing/2016/5/12/chartex" xmlns:cx7="http://schemas.microsoft.com/office/drawing/2016/5/13/chartex" xmlns:cx8="http://schemas.microsoft.com/office/drawing/2016/5/14/chartex" xmlns:mc="http://schemas.openxmlformats.org/markup-compatibility/2006" xmlns:aink="http://schemas.microsoft.com/office/drawing/2016/ink" xmlns:am3d="http://schemas.microsoft.com/office/drawing/2017/model3d" xmlns:o="urn:schemas-microsoft-com:office:office" xmlns:oel="http://schemas.microsoft.com/office/2019/extlst" xmlns:r="http://schemas.openxmlformats.org/officeDocument/2006/relationships" xmlns:m="http://schemas.openxmlformats.org/officeDocument/2006/math" xmlns:v="urn:schemas-microsoft-com:vml" xmlns:wp14="http://schemas.microsoft.com/office/word/2010/wordprocessingDrawing" xmlns:wp="http://schemas.openxmlformats.org/drawingml/2006/wordprocessingDrawing" xmlns:w10="urn:schemas-microsoft-com:office:word" xmlns:w="http://schemas.openxmlformats.org/wordprocessingml/2006/main" xmlns:w14="http://schemas.microsoft.com/office/word/2010/wordml" xmlns:w15="http://schemas.microsoft.com/office/word/2012/wordml" xmlns:w16cex="http://schemas.microsoft.com/office/word/2018/wordml/cex" xmlns:w16cid="http://schemas.microsoft.com/office/word/2016/wordml/cid" xmlns:w16="http://schemas.microsoft.com/office/word/2018/wordml" xmlns:w16du="http://schemas.microsoft.com/office/word/2023/wordml/word16du" xmlns:w16sdtdh="http://schemas.microsoft.com/office/word/2020/wordml/sdtdatahash" xmlns:w16sdtfl="http://schemas.microsoft.com/office/word/2024/wordml/sdtformatlock" xmlns:w16se="http://schemas.microsoft.com/office/word/2015/wordml/symex" xmlns:wpg="http://schemas.microsoft.com/office/word/2010/wordprocessingGroup" xmlns:wpi="http://schemas.microsoft.com/office/word/2010/wordprocessingInk" xmlns:wne="http://schemas.microsoft.com/office/word/2006/wordml" xmlns:wps="http://schemas.microsoft.com/office/word/2010/wordprocessingShape" mc:Ignorable="w14 w15 w16se w16cid w16 w16cex w16sdtdh w16sdtfl w16du wp14">
+  <w:p>
+    <w:pPr>
+      <w:pStyle w:val="Header"/>
+    </w:pPr>
+  </w:p>
+</w:hdr>
+</file>
+
 <file path=word/styles.xml><?xml version="1.0" encoding="utf-8"?>
-<w:styles xmlns:mc="http://schemas.openxmlformats.org/markup-compatibility/2006" xmlns:r="http://schemas.openxmlformats.org/officeDocument/2006/relationships" xmlns:w="http://schemas.openxmlformats.org/wordprocessingml/2006/main" xmlns:w14="http://schemas.microsoft.com/office/word/2010/wordml" xmlns:w15="http://schemas.microsoft.com/office/word/2012/wordml" xmlns:w16cex="http://schemas.microsoft.com/office/word/2018/wordml/cex" xmlns:w16cid="http://schemas.microsoft.com/office/word/2016/wordml/cid" xmlns:w16="http://schemas.microsoft.com/office/word/2018/wordml" xmlns:w16sdtdh="http://schemas.microsoft.com/office/word/2020/wordml/sdtdatahash" xmlns:w16se="http://schemas.microsoft.com/office/word/2015/wordml/symex" mc:Ignorable="w14 w15 w16se w16cid w16 w16cex w16sdtdh">
+<w:styles xmlns:mc="http://schemas.openxmlformats.org/markup-compatibility/2006" xmlns:r="http://schemas.openxmlformats.org/officeDocument/2006/relationships" xmlns:w="http://schemas.openxmlformats.org/wordprocessingml/2006/main" xmlns:w14="http://schemas.microsoft.com/office/word/2010/wordml" xmlns:w15="http://schemas.microsoft.com/office/word/2012/wordml" xmlns:w16cex="http://schemas.microsoft.com/office/word/2018/wordml/cex" xmlns:w16cid="http://schemas.microsoft.com/office/word/2016/wordml/cid" xmlns:w16="http://schemas.microsoft.com/office/word/2018/wordml" xmlns:w16du="http://schemas.microsoft.com/office/word/2023/wordml/word16du" xmlns:w16sdtdh="http://schemas.microsoft.com/office/word/2020/wordml/sdtdatahash" xmlns:w16sdtfl="http://schemas.microsoft.com/office/word/2024/wordml/sdtformatlock" xmlns:w16se="http://schemas.microsoft.com/office/word/2015/wordml/symex" mc:Ignorable="w14 w15 w16se w16cid w16 w16cex w16sdtdh w16sdtfl w16du">
   <w:docDefaults>
     <w:rPrDefault>
       <w:rPr>
@@ -4682,6 +3991,18 @@
       <w:spacing w:after="0" w:line="240" w:lineRule="auto"/>
     </w:pPr>
   </w:style>
+  <w:style w:type="character" w:styleId="FollowedHyperlink">
+    <w:name w:val="FollowedHyperlink"/>
+    <w:basedOn w:val="DefaultParagraphFont"/>
+    <w:uiPriority w:val="99"/>
+    <w:semiHidden/>
+    <w:unhideWhenUsed/>
+    <w:rsid w:val="003544C5"/>
+    <w:rPr>
+      <w:color w:val="954F72" w:themeColor="followedHyperlink"/>
+      <w:u w:val="single"/>
+    </w:rPr>
+  </w:style>
 </w:styles>
 </file>
 
